--- a/presentazione/Presentazione_azienda.docx
+++ b/presentazione/Presentazione_azienda.docx
@@ -138,23 +138,7 @@
           <w:sz w:val="24"/>
           <w:szCs w:val="24"/>
         </w:rPr>
-        <w:t>I membri del team MOSAIC GROUP</w:t>
-      </w:r>
-      <w:r>
-        <w:rPr>
-          <w:rFonts w:ascii="Times New Roman" w:hAnsi="Times New Roman" w:cs="Times New Roman"/>
-          <w:sz w:val="24"/>
-          <w:szCs w:val="24"/>
-        </w:rPr>
-        <w:t>:</w:t>
-      </w:r>
-      <w:r>
-        <w:rPr>
-          <w:rFonts w:ascii="Times New Roman" w:hAnsi="Times New Roman" w:cs="Times New Roman"/>
-          <w:sz w:val="24"/>
-          <w:szCs w:val="24"/>
-        </w:rPr>
-        <w:t xml:space="preserve"> Alessandro Verduna (Team Leader), Cristian Torres, Matteo Pironato, Riccardo Gouthier e Youssef Abdelmoneim provengono dal corso ACA (AWS Cloud Architect) e operano con competenze complementari nell’ambito del cloud computing, dell’integrazione infrastrutturale e della progettazione di architetture distribuite. Il gruppo nasce con l’obiettivo di applicare metodologie e best practice AWS a progetti reali, con particolare attenzione alla scalabilità, alla sicurezza e alla continuità operativa.</w:t>
+        <w:t>I membri del team MOSAIC GROUP: Alessandro Verduna (Team Leader), Cristian Torres, Matteo Pironato, Riccardo Gouthier e Youssef Abdelmoneim provengono dal corso ACA (AWS Cloud Architect) e operano con competenze complementari nell’ambito del cloud computing, dell’integrazione infrastrutturale e della progettazione di architetture distribuite. Il gruppo nasce con l’obiettivo di applicare metodologie e best practice AWS a progetti reali, con particolare attenzione alla scalabilità, alla sicurezza e alla continuità operativa.</w:t>
       </w:r>
     </w:p>
     <w:p>
@@ -1389,6 +1373,9 @@
         <w:jc w:val="both"/>
       </w:pPr>
       <w:r>
+        <w:rPr>
+          <w:noProof/>
+        </w:rPr>
         <w:drawing>
           <wp:inline distT="0" distB="0" distL="0" distR="0" wp14:anchorId="4B512A1B" wp14:editId="03C91E5C">
             <wp:extent cx="5852160" cy="3095357"/>
@@ -4536,6 +4523,7 @@
   <w:style w:type="character" w:default="1" w:styleId="DefaultParagraphFont">
     <w:name w:val="Default Paragraph Font"/>
     <w:uiPriority w:val="1"/>
+    <w:semiHidden/>
     <w:unhideWhenUsed/>
   </w:style>
   <w:style w:type="table" w:default="1" w:styleId="TableNormal">

--- a/presentazione/Presentazione_azienda.docx
+++ b/presentazione/Presentazione_azienda.docx
@@ -34,12 +34,16 @@
       <w:pPr>
         <w:spacing w:after="40"/>
         <w:jc w:val="center"/>
+        <w:rPr>
+          <w:lang w:val="en-US"/>
+        </w:rPr>
       </w:pPr>
       <w:r>
         <w:rPr>
           <w:rFonts w:ascii="Times New Roman" w:hAnsi="Times New Roman"/>
           <w:b/>
           <w:sz w:val="28"/>
+          <w:lang w:val="en-US"/>
         </w:rPr>
         <w:t>MOSAIC GROUP</w:t>
       </w:r>
@@ -48,11 +52,15 @@
       <w:pPr>
         <w:spacing w:after="40"/>
         <w:jc w:val="center"/>
-      </w:pPr>
-      <w:r>
-        <w:rPr>
-          <w:rFonts w:ascii="Times New Roman" w:hAnsi="Times New Roman"/>
-          <w:sz w:val="24"/>
+        <w:rPr>
+          <w:lang w:val="en-US"/>
+        </w:rPr>
+      </w:pPr>
+      <w:r>
+        <w:rPr>
+          <w:rFonts w:ascii="Times New Roman" w:hAnsi="Times New Roman"/>
+          <w:sz w:val="24"/>
+          <w:lang w:val="en-US"/>
         </w:rPr>
         <w:t>Progetto ACA</w:t>
       </w:r>
@@ -60,6 +68,7 @@
         <w:rPr>
           <w:rFonts w:ascii="Times New Roman" w:hAnsi="Times New Roman"/>
           <w:sz w:val="24"/>
+          <w:lang w:val="en-US"/>
         </w:rPr>
         <w:t xml:space="preserve"> </w:t>
       </w:r>
@@ -67,6 +76,7 @@
         <w:rPr>
           <w:rFonts w:ascii="Times New Roman" w:hAnsi="Times New Roman"/>
           <w:sz w:val="24"/>
+          <w:lang w:val="en-US"/>
         </w:rPr>
         <w:t>— Learning by Project</w:t>
       </w:r>
@@ -240,7 +250,7 @@
           <w:sz w:val="24"/>
           <w:szCs w:val="24"/>
         </w:rPr>
-        <w:t>l’espansione del cluster HPC tramite risorse AWS, mantenendo attiva la capacità di calcolo on</w:t>
+        <w:t>l’espansione del</w:t>
       </w:r>
       <w:r>
         <w:rPr>
@@ -248,8 +258,15 @@
           <w:sz w:val="24"/>
           <w:szCs w:val="24"/>
         </w:rPr>
-        <w:noBreakHyphen/>
-        <w:t>premise;</w:t>
+        <w:t>la capacità di calcolo</w:t>
+      </w:r>
+      <w:r>
+        <w:rPr>
+          <w:rFonts w:ascii="Times New Roman" w:hAnsi="Times New Roman" w:cs="Times New Roman"/>
+          <w:sz w:val="24"/>
+          <w:szCs w:val="24"/>
+        </w:rPr>
+        <w:t>;</w:t>
       </w:r>
     </w:p>
     <w:p>
@@ -271,7 +288,31 @@
           <w:sz w:val="24"/>
           <w:szCs w:val="24"/>
         </w:rPr>
-        <w:t>la migrazione dell’applicativo Pondus su AWS con architettura scalabile e ridondata;</w:t>
+        <w:t>p</w:t>
+      </w:r>
+      <w:r>
+        <w:rPr>
+          <w:rFonts w:ascii="Times New Roman" w:hAnsi="Times New Roman" w:cs="Times New Roman"/>
+          <w:sz w:val="24"/>
+          <w:szCs w:val="24"/>
+        </w:rPr>
+        <w:t>otenziamento dell’applicazione Pondus e distribuzione della stessa ad un’utenza più</w:t>
+      </w:r>
+      <w:r>
+        <w:rPr>
+          <w:rFonts w:ascii="Times New Roman" w:hAnsi="Times New Roman" w:cs="Times New Roman"/>
+          <w:sz w:val="24"/>
+          <w:szCs w:val="24"/>
+        </w:rPr>
+        <w:t xml:space="preserve"> ampia</w:t>
+      </w:r>
+      <w:r>
+        <w:rPr>
+          <w:rFonts w:ascii="Times New Roman" w:hAnsi="Times New Roman" w:cs="Times New Roman"/>
+          <w:sz w:val="24"/>
+          <w:szCs w:val="24"/>
+        </w:rPr>
+        <w:t>;</w:t>
       </w:r>
     </w:p>
     <w:p>
@@ -337,7 +378,23 @@
           <w:sz w:val="24"/>
           <w:szCs w:val="24"/>
         </w:rPr>
-        <w:t>la predisposizione dell’infrastruttura ai controlli richiesti dalla norma ISO/IEC 27001.</w:t>
+        <w:t>la predisposizione dell’infrastruttura</w:t>
+      </w:r>
+      <w:r>
+        <w:rPr>
+          <w:rFonts w:ascii="Times New Roman" w:hAnsi="Times New Roman" w:cs="Times New Roman"/>
+          <w:sz w:val="24"/>
+          <w:szCs w:val="24"/>
+        </w:rPr>
+        <w:t xml:space="preserve"> tecnologica</w:t>
+      </w:r>
+      <w:r>
+        <w:rPr>
+          <w:rFonts w:ascii="Times New Roman" w:hAnsi="Times New Roman" w:cs="Times New Roman"/>
+          <w:sz w:val="24"/>
+          <w:szCs w:val="24"/>
+        </w:rPr>
+        <w:t xml:space="preserve"> ai controlli richiesti dalla norma ISO/IEC 27001.</w:t>
       </w:r>
     </w:p>
     <w:p>
@@ -377,7 +434,7 @@
           <w:sz w:val="24"/>
           <w:szCs w:val="24"/>
         </w:rPr>
-        <w:t xml:space="preserve">L’approccio progettuale mira a rendere Pondus scalabile, sicuro e altamente disponibile attraverso una migrazione completa su AWS. Parallelamente, l’HPC viene potenziato tramite un’estensione in cloud, integrata con il cluster esistente. Gli strumenti di produttività e gestione vengono uniformati in un unico ecosistema, con identità centralizzata e permessi gestiti secondo il principio del least privilege. La LAN aziendale viene ampliata e, se necessario, aggiornata con apparati compatibili con </w:t>
+        <w:t xml:space="preserve">L’approccio progettuale mira a rendere Pondus scalabile, sicuro e altamente disponibile attraverso una migrazione completa su AWS. Parallelamente, l’HPC viene potenziato tramite </w:t>
       </w:r>
       <w:r>
         <w:rPr>
@@ -385,8 +442,40 @@
           <w:sz w:val="24"/>
           <w:szCs w:val="24"/>
         </w:rPr>
+        <w:t>la creazione di nuova capacità di calcolo autonoma su</w:t>
+      </w:r>
+      <w:r>
+        <w:rPr>
+          <w:rFonts w:ascii="Times New Roman" w:hAnsi="Times New Roman" w:cs="Times New Roman"/>
+          <w:sz w:val="24"/>
+          <w:szCs w:val="24"/>
+        </w:rPr>
+        <w:t xml:space="preserve"> cloud</w:t>
+      </w:r>
+      <w:r>
+        <w:rPr>
+          <w:rFonts w:ascii="Times New Roman" w:hAnsi="Times New Roman" w:cs="Times New Roman"/>
+          <w:sz w:val="24"/>
+          <w:szCs w:val="24"/>
+        </w:rPr>
+        <w:t xml:space="preserve"> AWS</w:t>
+      </w:r>
+      <w:r>
+        <w:rPr>
+          <w:rFonts w:ascii="Times New Roman" w:hAnsi="Times New Roman" w:cs="Times New Roman"/>
+          <w:sz w:val="24"/>
+          <w:szCs w:val="24"/>
+        </w:rPr>
+        <w:t xml:space="preserve">. Gli strumenti di produttività e gestione vengono uniformati in un unico ecosistema, con identità centralizzata e permessi gestiti secondo il principio del least privilege. La LAN aziendale viene ampliata e, se necessario, aggiornata con apparati </w:t>
+      </w:r>
+      <w:r>
+        <w:rPr>
+          <w:rFonts w:ascii="Times New Roman" w:hAnsi="Times New Roman" w:cs="Times New Roman"/>
+          <w:sz w:val="24"/>
+          <w:szCs w:val="24"/>
+        </w:rPr>
         <w:lastRenderedPageBreak/>
-        <w:t>vLAN e segmentazione del traffico. Tutte le scelte architetturali privilegiano sicurezza, ridondanza e continuità operativa.</w:t>
+        <w:t>compatibili con vLAN. Tutte le scelte architetturali privilegiano sicurezza, ridondanza e continuità operativa.</w:t>
       </w:r>
     </w:p>
     <w:p>
@@ -501,7 +590,7 @@
           <w:szCs w:val="24"/>
         </w:rPr>
         <w:noBreakHyphen/>
-        <w:t>premise, che non verrà dismessa.</w:t>
+        <w:t>premise che non verrà dismessa.</w:t>
       </w:r>
     </w:p>
     <w:p>
@@ -702,14 +791,28 @@
           <w:b w:val="0"/>
           <w:bCs w:val="0"/>
         </w:rPr>
-        <w:t xml:space="preserve">estensione del cluster HPC, rete EFA, FSx for Lustre </w:t>
+        <w:t>cluster 12 nodi</w:t>
       </w:r>
       <w:r>
         <w:rPr>
           <w:b w:val="0"/>
           <w:bCs w:val="0"/>
         </w:rPr>
+        <w:t xml:space="preserve"> HPC, rete EFA, FSx for Lustre </w:t>
+      </w:r>
+      <w:r>
+        <w:rPr>
+          <w:b w:val="0"/>
+          <w:bCs w:val="0"/>
+        </w:rPr>
         <w:t>e gestione da parte di un Head Node</w:t>
+      </w:r>
+      <w:r>
+        <w:rPr>
+          <w:b w:val="0"/>
+          <w:bCs w:val="0"/>
+        </w:rPr>
+        <w:t xml:space="preserve"> su AWS</w:t>
       </w:r>
       <w:r>
         <w:rPr>
@@ -829,7 +932,14 @@
           <w:sz w:val="24"/>
         </w:rPr>
         <w:noBreakHyphen/>
-        <w:t>aree: potenziamento del cluster HPC</w:t>
+        <w:t>aree: potenziamento d</w:t>
+      </w:r>
+      <w:r>
+        <w:rPr>
+          <w:rFonts w:ascii="Times New Roman" w:hAnsi="Times New Roman"/>
+          <w:sz w:val="24"/>
+        </w:rPr>
+        <w:t>ella capacità di calcolo</w:t>
       </w:r>
       <w:r>
         <w:rPr>
@@ -843,7 +953,21 @@
           <w:rFonts w:ascii="Times New Roman" w:hAnsi="Times New Roman"/>
           <w:sz w:val="24"/>
         </w:rPr>
-        <w:t>, migrazione di Pondus e convergenza dei servizi gestionali e di produttività sotto un’unica identità federata. Il data center on</w:t>
+        <w:t xml:space="preserve">, migrazione </w:t>
+      </w:r>
+      <w:r>
+        <w:rPr>
+          <w:rFonts w:ascii="Times New Roman" w:hAnsi="Times New Roman"/>
+          <w:sz w:val="24"/>
+        </w:rPr>
+        <w:t xml:space="preserve"> e adeguamento </w:t>
+      </w:r>
+      <w:r>
+        <w:rPr>
+          <w:rFonts w:ascii="Times New Roman" w:hAnsi="Times New Roman"/>
+          <w:sz w:val="24"/>
+        </w:rPr>
+        <w:t>di Pondus e convergenza dei servizi gestionali e di produttività sotto un’unica identità federata. Il data center on</w:t>
       </w:r>
       <w:r>
         <w:rPr>
@@ -920,6 +1044,10 @@
         <w:pStyle w:val="ListParagraph"/>
         <w:ind w:left="504"/>
         <w:jc w:val="both"/>
+        <w:rPr>
+          <w:rFonts w:ascii="Times New Roman" w:hAnsi="Times New Roman"/>
+          <w:sz w:val="24"/>
+        </w:rPr>
       </w:pPr>
       <w:r>
         <w:rPr>
@@ -947,7 +1075,21 @@
           <w:rFonts w:ascii="Times New Roman" w:hAnsi="Times New Roman"/>
           <w:sz w:val="24"/>
         </w:rPr>
-        <w:t xml:space="preserve"> (100/200 G</w:t>
+        <w:t xml:space="preserve"> (</w:t>
+      </w:r>
+      <w:r>
+        <w:rPr>
+          <w:rFonts w:ascii="Times New Roman" w:hAnsi="Times New Roman"/>
+          <w:sz w:val="24"/>
+        </w:rPr>
+        <w:t>2</w:t>
+      </w:r>
+      <w:r>
+        <w:rPr>
+          <w:rFonts w:ascii="Times New Roman" w:hAnsi="Times New Roman"/>
+          <w:sz w:val="24"/>
+        </w:rPr>
+        <w:t>00 G</w:t>
       </w:r>
       <w:r>
         <w:rPr>
@@ -961,7 +1103,179 @@
           <w:rFonts w:ascii="Times New Roman" w:hAnsi="Times New Roman"/>
           <w:sz w:val="24"/>
         </w:rPr>
-        <w:t>, in un placement group dedicato all'interno di una subnet privata;</w:t>
+        <w:t>, in un placement group dedicato all'interno di una subnet privata</w:t>
+      </w:r>
+      <w:r>
+        <w:rPr>
+          <w:rFonts w:ascii="Times New Roman" w:hAnsi="Times New Roman"/>
+          <w:sz w:val="24"/>
+        </w:rPr>
+        <w:t>.</w:t>
+      </w:r>
+    </w:p>
+    <w:p>
+      <w:pPr>
+        <w:pStyle w:val="ListParagraph"/>
+        <w:numPr>
+          <w:ilvl w:val="0"/>
+          <w:numId w:val="4"/>
+        </w:numPr>
+        <w:jc w:val="both"/>
+        <w:rPr>
+          <w:rFonts w:ascii="Times New Roman" w:hAnsi="Times New Roman"/>
+          <w:sz w:val="24"/>
+        </w:rPr>
+      </w:pPr>
+      <w:r>
+        <w:rPr>
+          <w:rFonts w:ascii="Times New Roman" w:hAnsi="Times New Roman"/>
+          <w:sz w:val="24"/>
+        </w:rPr>
+        <w:t>Ogni nodo rispetta il rapporto richiesto di</w:t>
+      </w:r>
+      <w:r>
+        <w:rPr>
+          <w:rFonts w:ascii="Times New Roman" w:hAnsi="Times New Roman"/>
+          <w:sz w:val="24"/>
+        </w:rPr>
+        <w:t xml:space="preserve"> 1</w:t>
+      </w:r>
+      <w:r>
+        <w:rPr>
+          <w:rFonts w:ascii="Times New Roman" w:hAnsi="Times New Roman"/>
+          <w:sz w:val="24"/>
+        </w:rPr>
+        <w:t xml:space="preserve"> vCPU </w:t>
+      </w:r>
+      <w:r>
+        <w:rPr>
+          <w:rFonts w:ascii="Times New Roman" w:hAnsi="Times New Roman"/>
+          <w:sz w:val="24"/>
+        </w:rPr>
+        <w:t xml:space="preserve">ogni 8 GB di RAM e ha spazio di scratch sufficiente in linea con quanto richiesto (servizio FSx for Lustre). Veniva richiesto uno spazio di scratch di 1,6 TB per un nodo da 24 vCPU (rapporto di 0,066 TB) per CPU. Nella nostra proposta il rapporto è di 0,075 TB per CPU. </w:t>
+      </w:r>
+    </w:p>
+    <w:p>
+      <w:pPr>
+        <w:pStyle w:val="ListParagraph"/>
+        <w:numPr>
+          <w:ilvl w:val="0"/>
+          <w:numId w:val="4"/>
+        </w:numPr>
+        <w:jc w:val="both"/>
+        <w:rPr>
+          <w:rFonts w:ascii="Times New Roman" w:hAnsi="Times New Roman"/>
+          <w:sz w:val="24"/>
+        </w:rPr>
+      </w:pPr>
+      <w:r>
+        <w:rPr>
+          <w:rFonts w:ascii="Times New Roman" w:hAnsi="Times New Roman"/>
+          <w:sz w:val="24"/>
+        </w:rPr>
+        <w:t>Essendo 12 i nodi si hanno in totale:</w:t>
+      </w:r>
+    </w:p>
+    <w:p>
+      <w:pPr>
+        <w:pStyle w:val="ListParagraph"/>
+        <w:numPr>
+          <w:ilvl w:val="1"/>
+          <w:numId w:val="4"/>
+        </w:numPr>
+        <w:jc w:val="both"/>
+        <w:rPr>
+          <w:rFonts w:ascii="Times New Roman" w:hAnsi="Times New Roman"/>
+          <w:sz w:val="24"/>
+        </w:rPr>
+      </w:pPr>
+      <w:r>
+        <w:rPr>
+          <w:rFonts w:ascii="Times New Roman" w:hAnsi="Times New Roman"/>
+          <w:sz w:val="24"/>
+        </w:rPr>
+        <w:t>192 vCPU</w:t>
+      </w:r>
+    </w:p>
+    <w:p>
+      <w:pPr>
+        <w:pStyle w:val="ListParagraph"/>
+        <w:numPr>
+          <w:ilvl w:val="1"/>
+          <w:numId w:val="4"/>
+        </w:numPr>
+        <w:jc w:val="both"/>
+        <w:rPr>
+          <w:rFonts w:ascii="Times New Roman" w:hAnsi="Times New Roman"/>
+          <w:sz w:val="24"/>
+        </w:rPr>
+      </w:pPr>
+      <w:r>
+        <w:rPr>
+          <w:rFonts w:ascii="Times New Roman" w:hAnsi="Times New Roman"/>
+          <w:sz w:val="24"/>
+        </w:rPr>
+        <w:t>1536 GB RAM</w:t>
+      </w:r>
+    </w:p>
+    <w:p>
+      <w:pPr>
+        <w:pStyle w:val="ListParagraph"/>
+        <w:numPr>
+          <w:ilvl w:val="1"/>
+          <w:numId w:val="4"/>
+        </w:numPr>
+        <w:jc w:val="both"/>
+        <w:rPr>
+          <w:rFonts w:ascii="Times New Roman" w:hAnsi="Times New Roman"/>
+          <w:sz w:val="24"/>
+          <w:lang w:val="en-US"/>
+        </w:rPr>
+      </w:pPr>
+      <w:r>
+        <w:rPr>
+          <w:rFonts w:ascii="Times New Roman" w:hAnsi="Times New Roman"/>
+          <w:sz w:val="24"/>
+          <w:lang w:val="en-US"/>
+        </w:rPr>
+        <w:t>14,4 TB scratch (</w:t>
+      </w:r>
+      <w:r>
+        <w:rPr>
+          <w:rFonts w:ascii="Times New Roman" w:hAnsi="Times New Roman"/>
+          <w:sz w:val="24"/>
+          <w:lang w:val="en-US"/>
+        </w:rPr>
+        <w:t>200 MB/s per TiB</w:t>
+      </w:r>
+      <w:r>
+        <w:rPr>
+          <w:rFonts w:ascii="Times New Roman" w:hAnsi="Times New Roman"/>
+          <w:sz w:val="24"/>
+          <w:lang w:val="en-US"/>
+        </w:rPr>
+        <w:t>)</w:t>
+      </w:r>
+    </w:p>
+    <w:p>
+      <w:pPr>
+        <w:pStyle w:val="ListParagraph"/>
+        <w:numPr>
+          <w:ilvl w:val="1"/>
+          <w:numId w:val="4"/>
+        </w:numPr>
+        <w:jc w:val="both"/>
+        <w:rPr>
+          <w:rFonts w:ascii="Times New Roman" w:hAnsi="Times New Roman"/>
+          <w:sz w:val="24"/>
+        </w:rPr>
+      </w:pPr>
+      <w:r>
+        <w:rPr>
+          <w:rFonts w:ascii="Times New Roman" w:hAnsi="Times New Roman"/>
+          <w:sz w:val="24"/>
+        </w:rPr>
+        <w:t>EFA (corrispettivo Infiniband) 200 Gibps</w:t>
       </w:r>
     </w:p>
     <w:p>
@@ -969,13 +1283,38 @@
         <w:pStyle w:val="ListParagraph"/>
         <w:ind w:left="504"/>
         <w:jc w:val="both"/>
-      </w:pPr>
-      <w:r>
-        <w:rPr>
-          <w:rFonts w:ascii="Times New Roman" w:hAnsi="Times New Roman"/>
-          <w:sz w:val="24"/>
-        </w:rPr>
-        <w:t>• Storage condiviso ad alte prestazioni Amazon FSx for Lustre in modalità Scratch (1,2 TB per nodo, 200 MB/s per TiB), coerente con il requisito di scratch locale del capitolato;</w:t>
+        <w:rPr>
+          <w:rFonts w:ascii="Times New Roman" w:hAnsi="Times New Roman"/>
+          <w:sz w:val="24"/>
+        </w:rPr>
+      </w:pPr>
+      <w:r>
+        <w:rPr>
+          <w:rFonts w:ascii="Times New Roman" w:hAnsi="Times New Roman"/>
+          <w:sz w:val="24"/>
+        </w:rPr>
+        <w:t>• Head node/scheduler</w:t>
+      </w:r>
+      <w:r>
+        <w:rPr>
+          <w:rFonts w:ascii="Times New Roman" w:hAnsi="Times New Roman"/>
+          <w:sz w:val="24"/>
+        </w:rPr>
+        <w:t xml:space="preserve"> </w:t>
+      </w:r>
+      <w:r>
+        <w:rPr>
+          <w:rFonts w:ascii="Times New Roman" w:hAnsi="Times New Roman"/>
+          <w:sz w:val="24"/>
+        </w:rPr>
+        <w:t xml:space="preserve">sempre acceso </w:t>
+      </w:r>
+      <w:r>
+        <w:rPr>
+          <w:rFonts w:ascii="Times New Roman" w:hAnsi="Times New Roman"/>
+          <w:sz w:val="24"/>
+        </w:rPr>
+        <w:t>basato su Slurm, che accende le istanze EC2 solo in presenza di job da eseguire;</w:t>
       </w:r>
     </w:p>
     <w:p>
@@ -989,7 +1328,21 @@
           <w:rFonts w:ascii="Times New Roman" w:hAnsi="Times New Roman"/>
           <w:sz w:val="24"/>
         </w:rPr>
-        <w:t>• Head node/scheduler basato su Slurm, che accende le istanze EC2 solo in presenza di job da eseguire;</w:t>
+        <w:t>• Monitoraggio e audit tramite Amazon CloudWatch</w:t>
+      </w:r>
+      <w:r>
+        <w:rPr>
+          <w:rFonts w:ascii="Times New Roman" w:hAnsi="Times New Roman"/>
+          <w:sz w:val="24"/>
+        </w:rPr>
+        <w:t xml:space="preserve"> </w:t>
+      </w:r>
+      <w:r>
+        <w:rPr>
+          <w:rFonts w:ascii="Times New Roman" w:hAnsi="Times New Roman"/>
+          <w:sz w:val="24"/>
+        </w:rPr>
+        <w:t>e AWS CloudTrail; gestione degli accessi tramite ruoli IAM a privilegio minimo (nessun accesso diretto con credenziali statiche);</w:t>
       </w:r>
     </w:p>
     <w:p>
@@ -997,34 +1350,6 @@
         <w:pStyle w:val="ListParagraph"/>
         <w:ind w:left="504"/>
         <w:jc w:val="both"/>
-      </w:pPr>
-      <w:r>
-        <w:rPr>
-          <w:rFonts w:ascii="Times New Roman" w:hAnsi="Times New Roman"/>
-          <w:sz w:val="24"/>
-        </w:rPr>
-        <w:t>• Monitoraggio e audit tramite Amazon CloudWatch</w:t>
-      </w:r>
-      <w:r>
-        <w:rPr>
-          <w:rFonts w:ascii="Times New Roman" w:hAnsi="Times New Roman"/>
-          <w:sz w:val="24"/>
-        </w:rPr>
-        <w:t xml:space="preserve"> </w:t>
-      </w:r>
-      <w:r>
-        <w:rPr>
-          <w:rFonts w:ascii="Times New Roman" w:hAnsi="Times New Roman"/>
-          <w:sz w:val="24"/>
-        </w:rPr>
-        <w:t>e AWS CloudTrail; gestione degli accessi tramite ruoli IAM a privilegio minimo (nessun accesso diretto con credenziali statiche);</w:t>
-      </w:r>
-    </w:p>
-    <w:p>
-      <w:pPr>
-        <w:pStyle w:val="ListParagraph"/>
-        <w:ind w:left="504"/>
-        <w:jc w:val="both"/>
         <w:rPr>
           <w:rFonts w:ascii="Times New Roman" w:hAnsi="Times New Roman"/>
           <w:sz w:val="24"/>
@@ -1046,6 +1371,7 @@
         <w:rPr>
           <w:noProof/>
         </w:rPr>
+        <w:lastRenderedPageBreak/>
         <w:drawing>
           <wp:inline distT="0" distB="0" distL="0" distR="0" wp14:anchorId="49B1DD13" wp14:editId="3C9E7F5F">
             <wp:extent cx="4246605" cy="5080635"/>
@@ -1111,7 +1437,21 @@
           <w:rFonts w:ascii="Times New Roman" w:hAnsi="Times New Roman"/>
           <w:sz w:val="24"/>
         </w:rPr>
-        <w:t>Pondus (applicazione C# erogata da IIS e SQL Server, oggi su hardware fisico on-premise) viene ricostruita su AWS con un'architettura ridondata e scalabile, pensata per essere accessibile in sicurezza dai clienti via web:</w:t>
+        <w:t>Pondus viene ricostruit</w:t>
+      </w:r>
+      <w:r>
+        <w:rPr>
+          <w:rFonts w:ascii="Times New Roman" w:hAnsi="Times New Roman"/>
+          <w:sz w:val="24"/>
+        </w:rPr>
+        <w:t>o</w:t>
+      </w:r>
+      <w:r>
+        <w:rPr>
+          <w:rFonts w:ascii="Times New Roman" w:hAnsi="Times New Roman"/>
+          <w:sz w:val="24"/>
+        </w:rPr>
+        <w:t xml:space="preserve"> su AWS con un'architettura ridondata e scalabile, pensata per essere accessibile in sicurezza dai clienti via web:</w:t>
       </w:r>
     </w:p>
     <w:p>
@@ -1125,7 +1465,6 @@
           <w:rFonts w:ascii="Times New Roman" w:hAnsi="Times New Roman"/>
           <w:sz w:val="24"/>
         </w:rPr>
-        <w:lastRenderedPageBreak/>
         <w:t>• Application Load Balancer con terminazione HTTPS (certificato gestito tramite AWS Certificate Manager) come unico punto di ingresso per gli utenti autorizzati;</w:t>
       </w:r>
     </w:p>
@@ -1137,7 +1476,6 @@
         <w:rPr>
           <w:rFonts w:ascii="Times New Roman" w:hAnsi="Times New Roman"/>
           <w:sz w:val="24"/>
-          <w:lang w:val="fr-FR"/>
         </w:rPr>
       </w:pPr>
       <w:r>
@@ -1151,41 +1489,8 @@
         <w:rPr>
           <w:rFonts w:ascii="Times New Roman" w:hAnsi="Times New Roman"/>
           <w:sz w:val="24"/>
-          <w:lang w:val="fr-FR"/>
-        </w:rPr>
-        <w:t>m6i.4xlarge</w:t>
-      </w:r>
-      <w:r>
-        <w:rPr>
-          <w:rFonts w:ascii="Times New Roman" w:hAnsi="Times New Roman"/>
-          <w:sz w:val="24"/>
-          <w:lang w:val="fr-FR"/>
-        </w:rPr>
-        <w:t xml:space="preserve"> (</w:t>
-      </w:r>
-      <w:r>
-        <w:rPr>
-          <w:rFonts w:ascii="Times New Roman" w:hAnsi="Times New Roman"/>
-          <w:sz w:val="24"/>
-          <w:lang w:val="fr-FR"/>
-        </w:rPr>
-        <w:t>16vCPU</w:t>
-      </w:r>
-      <w:r>
-        <w:rPr>
-          <w:rFonts w:ascii="Times New Roman" w:hAnsi="Times New Roman"/>
-          <w:sz w:val="24"/>
-          <w:lang w:val="fr-FR"/>
-        </w:rPr>
-        <w:t>,</w:t>
-      </w:r>
-      <w:r>
-        <w:rPr>
-          <w:rFonts w:ascii="Times New Roman" w:hAnsi="Times New Roman"/>
-          <w:sz w:val="24"/>
-          <w:lang w:val="fr-FR"/>
-        </w:rPr>
-        <w:t xml:space="preserve"> 64 GB RAM</w:t>
+        </w:rPr>
+        <w:t>m6i.4xlarge (16vCPU, 64 GB RAM</w:t>
       </w:r>
       <w:r>
         <w:rPr>
@@ -1224,7 +1529,6 @@
         <w:rPr>
           <w:rFonts w:ascii="Times New Roman" w:hAnsi="Times New Roman"/>
           <w:sz w:val="24"/>
-          <w:lang w:val="fr-FR"/>
         </w:rPr>
       </w:pPr>
       <w:r>
@@ -1245,57 +1549,8 @@
         <w:rPr>
           <w:rFonts w:ascii="Times New Roman" w:hAnsi="Times New Roman"/>
           <w:sz w:val="24"/>
-          <w:lang w:val="fr-FR"/>
-        </w:rPr>
-        <w:t>db.r5.2xlarge 8vCPU</w:t>
-      </w:r>
-      <w:r>
-        <w:rPr>
-          <w:rFonts w:ascii="Times New Roman" w:hAnsi="Times New Roman"/>
-          <w:sz w:val="24"/>
-          <w:lang w:val="fr-FR"/>
-        </w:rPr>
-        <w:t>,</w:t>
-      </w:r>
-      <w:r>
-        <w:rPr>
-          <w:rFonts w:ascii="Times New Roman" w:hAnsi="Times New Roman"/>
-          <w:sz w:val="24"/>
-          <w:lang w:val="fr-FR"/>
-        </w:rPr>
-        <w:t xml:space="preserve"> 64 GB RAM</w:t>
-      </w:r>
-      <w:r>
-        <w:rPr>
-          <w:rFonts w:ascii="Times New Roman" w:hAnsi="Times New Roman"/>
-          <w:sz w:val="24"/>
-          <w:lang w:val="fr-FR"/>
-        </w:rPr>
-        <w:t>,</w:t>
-      </w:r>
-      <w:r>
-        <w:rPr>
-          <w:rFonts w:ascii="Times New Roman" w:hAnsi="Times New Roman"/>
-          <w:sz w:val="24"/>
-          <w:lang w:val="fr-FR"/>
-        </w:rPr>
-        <w:t xml:space="preserve"> bucket storage gp3 1,2 TB</w:t>
-      </w:r>
-      <w:r>
-        <w:rPr>
-          <w:rFonts w:ascii="Times New Roman" w:hAnsi="Times New Roman"/>
-          <w:sz w:val="24"/>
-          <w:lang w:val="fr-FR"/>
-        </w:rPr>
-        <w:t>,</w:t>
-      </w:r>
-      <w:r>
-        <w:rPr>
-          <w:rFonts w:ascii="Times New Roman" w:hAnsi="Times New Roman"/>
-          <w:sz w:val="24"/>
-          <w:lang w:val="fr-FR"/>
-        </w:rPr>
-        <w:t xml:space="preserve"> backup DB 2 TB</w:t>
+        </w:rPr>
+        <w:t>db.r5.2xlarge 8vCPU, 64 GB RAM, bucket storage gp3 1,2 TB, backup DB 2 TB</w:t>
       </w:r>
       <w:r>
         <w:rPr>
@@ -1376,6 +1631,7 @@
         <w:rPr>
           <w:noProof/>
         </w:rPr>
+        <w:lastRenderedPageBreak/>
         <w:drawing>
           <wp:inline distT="0" distB="0" distL="0" distR="0" wp14:anchorId="4B512A1B" wp14:editId="03C91E5C">
             <wp:extent cx="5852160" cy="3095357"/>
@@ -1443,6 +1699,10 @@
         <w:pStyle w:val="ListParagraph"/>
         <w:ind w:left="504"/>
         <w:jc w:val="both"/>
+        <w:rPr>
+          <w:rFonts w:ascii="Times New Roman" w:hAnsi="Times New Roman"/>
+          <w:sz w:val="24"/>
+        </w:rPr>
       </w:pPr>
       <w:r>
         <w:rPr>
@@ -1464,13 +1724,33 @@
         <w:pStyle w:val="ListParagraph"/>
         <w:ind w:left="504"/>
         <w:jc w:val="both"/>
-      </w:pPr>
-      <w:r>
-        <w:rPr>
-          <w:rFonts w:ascii="Times New Roman" w:hAnsi="Times New Roman"/>
-          <w:sz w:val="24"/>
-        </w:rPr>
-        <w:t>• Odoo SaaS per CRM, contabilità e rilevamento ore;</w:t>
+        <w:rPr>
+          <w:lang w:val="en-US"/>
+        </w:rPr>
+      </w:pPr>
+      <w:r>
+        <w:rPr>
+          <w:rFonts w:ascii="Times New Roman" w:hAnsi="Times New Roman"/>
+          <w:sz w:val="24"/>
+          <w:lang w:val="en-US"/>
+        </w:rPr>
+        <w:t xml:space="preserve">• MediaWiki hostata </w:t>
+      </w:r>
+      <w:r>
+        <w:rPr>
+          <w:rFonts w:ascii="Times New Roman" w:hAnsi="Times New Roman"/>
+          <w:sz w:val="24"/>
+          <w:lang w:val="en-US"/>
+        </w:rPr>
+        <w:t>self-hosted s</w:t>
+      </w:r>
+      <w:r>
+        <w:rPr>
+          <w:rFonts w:ascii="Times New Roman" w:hAnsi="Times New Roman"/>
+          <w:sz w:val="24"/>
+          <w:lang w:val="en-US"/>
+        </w:rPr>
+        <w:t>u GCP;</w:t>
       </w:r>
     </w:p>
     <w:p>
@@ -1484,7 +1764,7 @@
           <w:rFonts w:ascii="Times New Roman" w:hAnsi="Times New Roman"/>
           <w:sz w:val="24"/>
         </w:rPr>
-        <w:t>• Bitbucket SaaS per il controllo di versione, con le pipeline CI/CD esistenti;</w:t>
+        <w:t>• Odoo SaaS per CRM, contabilità e rilevamento ore;</w:t>
       </w:r>
     </w:p>
     <w:p>
@@ -1492,6 +1772,31 @@
         <w:pStyle w:val="ListParagraph"/>
         <w:ind w:left="504"/>
         <w:jc w:val="both"/>
+        <w:rPr>
+          <w:rFonts w:ascii="Times New Roman" w:hAnsi="Times New Roman"/>
+          <w:sz w:val="24"/>
+        </w:rPr>
+      </w:pPr>
+      <w:r>
+        <w:rPr>
+          <w:rFonts w:ascii="Times New Roman" w:hAnsi="Times New Roman"/>
+          <w:sz w:val="24"/>
+        </w:rPr>
+        <w:t>• Bitbucket SaaS per il controllo di versione, con le pipeline CI/CD esistenti</w:t>
+      </w:r>
+      <w:r>
+        <w:rPr>
+          <w:rFonts w:ascii="Times New Roman" w:hAnsi="Times New Roman"/>
+          <w:sz w:val="24"/>
+        </w:rPr>
+        <w:t>;</w:t>
+      </w:r>
+    </w:p>
+    <w:p>
+      <w:pPr>
+        <w:pStyle w:val="ListParagraph"/>
+        <w:ind w:left="504"/>
+        <w:jc w:val="both"/>
       </w:pPr>
       <w:r>
         <w:rPr>
@@ -1526,7 +1831,6 @@
         <w:ind w:firstLine="0"/>
       </w:pPr>
       <w:r>
-        <w:lastRenderedPageBreak/>
         <w:t>Backup e Disaster Recovery</w:t>
       </w:r>
     </w:p>
@@ -1619,18 +1923,23 @@
           <w:rFonts w:ascii="Times New Roman" w:hAnsi="Times New Roman"/>
           <w:sz w:val="24"/>
         </w:rPr>
+        <w:lastRenderedPageBreak/>
         <w:t>Le stime seguenti sono espresse su un orizzonte di 3 anni (36 mesi. I costi sono al netto di IVA e da intendersi come stime di pianificazione.</w:t>
       </w:r>
     </w:p>
     <w:p>
       <w:pPr>
         <w:jc w:val="both"/>
+        <w:rPr>
+          <w:lang w:val="en-US"/>
+        </w:rPr>
       </w:pPr>
       <w:r>
         <w:rPr>
           <w:rFonts w:ascii="Times New Roman" w:hAnsi="Times New Roman"/>
           <w:b/>
           <w:sz w:val="24"/>
+          <w:lang w:val="en-US"/>
         </w:rPr>
         <w:t>HPC — Cluster su AWS (EC2 Savings Plans, 3 anni)</w:t>
       </w:r>
@@ -1987,12 +2296,16 @@
           <w:p>
             <w:pPr>
               <w:jc w:val="both"/>
+              <w:rPr>
+                <w:lang w:val="en-US"/>
+              </w:rPr>
             </w:pPr>
             <w:r>
               <w:rPr>
                 <w:rFonts w:ascii="Times New Roman" w:hAnsi="Times New Roman"/>
                 <w:b/>
                 <w:sz w:val="20"/>
+                <w:lang w:val="en-US"/>
               </w:rPr>
               <w:t>Con impegno EC2 Savings Plans (vs. 576.000 $ a on-demand)</w:t>
             </w:r>
@@ -2284,11 +2597,15 @@
           <w:p>
             <w:pPr>
               <w:jc w:val="both"/>
-            </w:pPr>
-            <w:r>
-              <w:rPr>
-                <w:rFonts w:ascii="Times New Roman" w:hAnsi="Times New Roman"/>
-                <w:sz w:val="20"/>
+              <w:rPr>
+                <w:lang w:val="en-US"/>
+              </w:rPr>
+            </w:pPr>
+            <w:r>
+              <w:rPr>
+                <w:rFonts w:ascii="Times New Roman" w:hAnsi="Times New Roman"/>
+                <w:sz w:val="20"/>
+                <w:lang w:val="en-US"/>
               </w:rPr>
               <w:t>db.r5.2xlarge, 8 vCPU, 64 GB RAM, storage gp3 1,2 TB, backup 2 TB, Stoccolma</w:t>
             </w:r>
@@ -2581,7 +2898,6 @@
                 <w:rFonts w:ascii="Times New Roman" w:hAnsi="Times New Roman"/>
                 <w:sz w:val="20"/>
               </w:rPr>
-              <w:lastRenderedPageBreak/>
               <w:t>Odoo Standard</w:t>
             </w:r>
           </w:p>
@@ -3074,6 +3390,7 @@
                 <w:b/>
                 <w:sz w:val="20"/>
               </w:rPr>
+              <w:lastRenderedPageBreak/>
               <w:t>Voce</w:t>
             </w:r>
           </w:p>
@@ -3611,6 +3928,205 @@
     </w:lvl>
   </w:abstractNum>
   <w:abstractNum w:abstractNumId="1" w15:restartNumberingAfterBreak="0">
+    <w:nsid w:val="40BE754D"/>
+    <w:multiLevelType w:val="hybridMultilevel"/>
+    <w:tmpl w:val="19789818"/>
+    <w:lvl w:ilvl="0" w:tplc="040C000F">
+      <w:start w:val="1"/>
+      <w:numFmt w:val="decimal"/>
+      <w:lvlText w:val="%1."/>
+      <w:lvlJc w:val="left"/>
+      <w:pPr>
+        <w:ind w:left="1224" w:hanging="360"/>
+      </w:pPr>
+    </w:lvl>
+    <w:lvl w:ilvl="1" w:tplc="040C0019">
+      <w:start w:val="1"/>
+      <w:numFmt w:val="lowerLetter"/>
+      <w:lvlText w:val="%2."/>
+      <w:lvlJc w:val="left"/>
+      <w:pPr>
+        <w:ind w:left="1944" w:hanging="360"/>
+      </w:pPr>
+    </w:lvl>
+    <w:lvl w:ilvl="2" w:tplc="040C001B" w:tentative="1">
+      <w:start w:val="1"/>
+      <w:numFmt w:val="lowerRoman"/>
+      <w:lvlText w:val="%3."/>
+      <w:lvlJc w:val="right"/>
+      <w:pPr>
+        <w:ind w:left="2664" w:hanging="180"/>
+      </w:pPr>
+    </w:lvl>
+    <w:lvl w:ilvl="3" w:tplc="040C000F" w:tentative="1">
+      <w:start w:val="1"/>
+      <w:numFmt w:val="decimal"/>
+      <w:lvlText w:val="%4."/>
+      <w:lvlJc w:val="left"/>
+      <w:pPr>
+        <w:ind w:left="3384" w:hanging="360"/>
+      </w:pPr>
+    </w:lvl>
+    <w:lvl w:ilvl="4" w:tplc="040C0019" w:tentative="1">
+      <w:start w:val="1"/>
+      <w:numFmt w:val="lowerLetter"/>
+      <w:lvlText w:val="%5."/>
+      <w:lvlJc w:val="left"/>
+      <w:pPr>
+        <w:ind w:left="4104" w:hanging="360"/>
+      </w:pPr>
+    </w:lvl>
+    <w:lvl w:ilvl="5" w:tplc="040C001B" w:tentative="1">
+      <w:start w:val="1"/>
+      <w:numFmt w:val="lowerRoman"/>
+      <w:lvlText w:val="%6."/>
+      <w:lvlJc w:val="right"/>
+      <w:pPr>
+        <w:ind w:left="4824" w:hanging="180"/>
+      </w:pPr>
+    </w:lvl>
+    <w:lvl w:ilvl="6" w:tplc="040C000F" w:tentative="1">
+      <w:start w:val="1"/>
+      <w:numFmt w:val="decimal"/>
+      <w:lvlText w:val="%7."/>
+      <w:lvlJc w:val="left"/>
+      <w:pPr>
+        <w:ind w:left="5544" w:hanging="360"/>
+      </w:pPr>
+    </w:lvl>
+    <w:lvl w:ilvl="7" w:tplc="040C0019" w:tentative="1">
+      <w:start w:val="1"/>
+      <w:numFmt w:val="lowerLetter"/>
+      <w:lvlText w:val="%8."/>
+      <w:lvlJc w:val="left"/>
+      <w:pPr>
+        <w:ind w:left="6264" w:hanging="360"/>
+      </w:pPr>
+    </w:lvl>
+    <w:lvl w:ilvl="8" w:tplc="040C001B" w:tentative="1">
+      <w:start w:val="1"/>
+      <w:numFmt w:val="lowerRoman"/>
+      <w:lvlText w:val="%9."/>
+      <w:lvlJc w:val="right"/>
+      <w:pPr>
+        <w:ind w:left="6984" w:hanging="180"/>
+      </w:pPr>
+    </w:lvl>
+  </w:abstractNum>
+  <w:abstractNum w:abstractNumId="2" w15:restartNumberingAfterBreak="0">
+    <w:nsid w:val="461D0638"/>
+    <w:multiLevelType w:val="hybridMultilevel"/>
+    <w:tmpl w:val="7BF62A9C"/>
+    <w:lvl w:ilvl="0" w:tplc="040C0001">
+      <w:start w:val="1"/>
+      <w:numFmt w:val="bullet"/>
+      <w:lvlText w:val=""/>
+      <w:lvlJc w:val="left"/>
+      <w:pPr>
+        <w:ind w:left="720" w:hanging="360"/>
+      </w:pPr>
+      <w:rPr>
+        <w:rFonts w:ascii="Symbol" w:hAnsi="Symbol" w:hint="default"/>
+      </w:rPr>
+    </w:lvl>
+    <w:lvl w:ilvl="1" w:tplc="040C0003" w:tentative="1">
+      <w:start w:val="1"/>
+      <w:numFmt w:val="bullet"/>
+      <w:lvlText w:val="o"/>
+      <w:lvlJc w:val="left"/>
+      <w:pPr>
+        <w:ind w:left="1440" w:hanging="360"/>
+      </w:pPr>
+      <w:rPr>
+        <w:rFonts w:ascii="Courier New" w:hAnsi="Courier New" w:cs="Courier New" w:hint="default"/>
+      </w:rPr>
+    </w:lvl>
+    <w:lvl w:ilvl="2" w:tplc="040C0005" w:tentative="1">
+      <w:start w:val="1"/>
+      <w:numFmt w:val="bullet"/>
+      <w:lvlText w:val=""/>
+      <w:lvlJc w:val="left"/>
+      <w:pPr>
+        <w:ind w:left="2160" w:hanging="360"/>
+      </w:pPr>
+      <w:rPr>
+        <w:rFonts w:ascii="Wingdings" w:hAnsi="Wingdings" w:hint="default"/>
+      </w:rPr>
+    </w:lvl>
+    <w:lvl w:ilvl="3" w:tplc="040C0001" w:tentative="1">
+      <w:start w:val="1"/>
+      <w:numFmt w:val="bullet"/>
+      <w:lvlText w:val=""/>
+      <w:lvlJc w:val="left"/>
+      <w:pPr>
+        <w:ind w:left="2880" w:hanging="360"/>
+      </w:pPr>
+      <w:rPr>
+        <w:rFonts w:ascii="Symbol" w:hAnsi="Symbol" w:hint="default"/>
+      </w:rPr>
+    </w:lvl>
+    <w:lvl w:ilvl="4" w:tplc="040C0003" w:tentative="1">
+      <w:start w:val="1"/>
+      <w:numFmt w:val="bullet"/>
+      <w:lvlText w:val="o"/>
+      <w:lvlJc w:val="left"/>
+      <w:pPr>
+        <w:ind w:left="3600" w:hanging="360"/>
+      </w:pPr>
+      <w:rPr>
+        <w:rFonts w:ascii="Courier New" w:hAnsi="Courier New" w:cs="Courier New" w:hint="default"/>
+      </w:rPr>
+    </w:lvl>
+    <w:lvl w:ilvl="5" w:tplc="040C0005" w:tentative="1">
+      <w:start w:val="1"/>
+      <w:numFmt w:val="bullet"/>
+      <w:lvlText w:val=""/>
+      <w:lvlJc w:val="left"/>
+      <w:pPr>
+        <w:ind w:left="4320" w:hanging="360"/>
+      </w:pPr>
+      <w:rPr>
+        <w:rFonts w:ascii="Wingdings" w:hAnsi="Wingdings" w:hint="default"/>
+      </w:rPr>
+    </w:lvl>
+    <w:lvl w:ilvl="6" w:tplc="040C0001" w:tentative="1">
+      <w:start w:val="1"/>
+      <w:numFmt w:val="bullet"/>
+      <w:lvlText w:val=""/>
+      <w:lvlJc w:val="left"/>
+      <w:pPr>
+        <w:ind w:left="5040" w:hanging="360"/>
+      </w:pPr>
+      <w:rPr>
+        <w:rFonts w:ascii="Symbol" w:hAnsi="Symbol" w:hint="default"/>
+      </w:rPr>
+    </w:lvl>
+    <w:lvl w:ilvl="7" w:tplc="040C0003" w:tentative="1">
+      <w:start w:val="1"/>
+      <w:numFmt w:val="bullet"/>
+      <w:lvlText w:val="o"/>
+      <w:lvlJc w:val="left"/>
+      <w:pPr>
+        <w:ind w:left="5760" w:hanging="360"/>
+      </w:pPr>
+      <w:rPr>
+        <w:rFonts w:ascii="Courier New" w:hAnsi="Courier New" w:cs="Courier New" w:hint="default"/>
+      </w:rPr>
+    </w:lvl>
+    <w:lvl w:ilvl="8" w:tplc="040C0005" w:tentative="1">
+      <w:start w:val="1"/>
+      <w:numFmt w:val="bullet"/>
+      <w:lvlText w:val=""/>
+      <w:lvlJc w:val="left"/>
+      <w:pPr>
+        <w:ind w:left="6480" w:hanging="360"/>
+      </w:pPr>
+      <w:rPr>
+        <w:rFonts w:ascii="Wingdings" w:hAnsi="Wingdings" w:hint="default"/>
+      </w:rPr>
+    </w:lvl>
+  </w:abstractNum>
+  <w:abstractNum w:abstractNumId="3" w15:restartNumberingAfterBreak="0">
     <w:nsid w:val="603B046A"/>
     <w:multiLevelType w:val="multilevel"/>
     <w:tmpl w:val="07D4C876"/>
@@ -3759,7 +4275,7 @@
       </w:rPr>
     </w:lvl>
   </w:abstractNum>
-  <w:abstractNum w:abstractNumId="2" w15:restartNumberingAfterBreak="0">
+  <w:abstractNum w:abstractNumId="4" w15:restartNumberingAfterBreak="0">
     <w:nsid w:val="6BBF4980"/>
     <w:multiLevelType w:val="multilevel"/>
     <w:tmpl w:val="F244E486"/>
@@ -3908,14 +4424,198 @@
       </w:rPr>
     </w:lvl>
   </w:abstractNum>
+  <w:abstractNum w:abstractNumId="5" w15:restartNumberingAfterBreak="0">
+    <w:nsid w:val="71D82E00"/>
+    <w:multiLevelType w:val="hybridMultilevel"/>
+    <w:tmpl w:val="E98C48C4"/>
+    <w:lvl w:ilvl="0" w:tplc="040C000F">
+      <w:start w:val="1"/>
+      <w:numFmt w:val="decimal"/>
+      <w:lvlText w:val="%1."/>
+      <w:lvlJc w:val="left"/>
+      <w:pPr>
+        <w:ind w:left="1224" w:hanging="360"/>
+      </w:pPr>
+    </w:lvl>
+    <w:lvl w:ilvl="1" w:tplc="040C0019" w:tentative="1">
+      <w:start w:val="1"/>
+      <w:numFmt w:val="lowerLetter"/>
+      <w:lvlText w:val="%2."/>
+      <w:lvlJc w:val="left"/>
+      <w:pPr>
+        <w:ind w:left="1944" w:hanging="360"/>
+      </w:pPr>
+    </w:lvl>
+    <w:lvl w:ilvl="2" w:tplc="040C001B" w:tentative="1">
+      <w:start w:val="1"/>
+      <w:numFmt w:val="lowerRoman"/>
+      <w:lvlText w:val="%3."/>
+      <w:lvlJc w:val="right"/>
+      <w:pPr>
+        <w:ind w:left="2664" w:hanging="180"/>
+      </w:pPr>
+    </w:lvl>
+    <w:lvl w:ilvl="3" w:tplc="040C000F" w:tentative="1">
+      <w:start w:val="1"/>
+      <w:numFmt w:val="decimal"/>
+      <w:lvlText w:val="%4."/>
+      <w:lvlJc w:val="left"/>
+      <w:pPr>
+        <w:ind w:left="3384" w:hanging="360"/>
+      </w:pPr>
+    </w:lvl>
+    <w:lvl w:ilvl="4" w:tplc="040C0019" w:tentative="1">
+      <w:start w:val="1"/>
+      <w:numFmt w:val="lowerLetter"/>
+      <w:lvlText w:val="%5."/>
+      <w:lvlJc w:val="left"/>
+      <w:pPr>
+        <w:ind w:left="4104" w:hanging="360"/>
+      </w:pPr>
+    </w:lvl>
+    <w:lvl w:ilvl="5" w:tplc="040C001B" w:tentative="1">
+      <w:start w:val="1"/>
+      <w:numFmt w:val="lowerRoman"/>
+      <w:lvlText w:val="%6."/>
+      <w:lvlJc w:val="right"/>
+      <w:pPr>
+        <w:ind w:left="4824" w:hanging="180"/>
+      </w:pPr>
+    </w:lvl>
+    <w:lvl w:ilvl="6" w:tplc="040C000F" w:tentative="1">
+      <w:start w:val="1"/>
+      <w:numFmt w:val="decimal"/>
+      <w:lvlText w:val="%7."/>
+      <w:lvlJc w:val="left"/>
+      <w:pPr>
+        <w:ind w:left="5544" w:hanging="360"/>
+      </w:pPr>
+    </w:lvl>
+    <w:lvl w:ilvl="7" w:tplc="040C0019" w:tentative="1">
+      <w:start w:val="1"/>
+      <w:numFmt w:val="lowerLetter"/>
+      <w:lvlText w:val="%8."/>
+      <w:lvlJc w:val="left"/>
+      <w:pPr>
+        <w:ind w:left="6264" w:hanging="360"/>
+      </w:pPr>
+    </w:lvl>
+    <w:lvl w:ilvl="8" w:tplc="040C001B" w:tentative="1">
+      <w:start w:val="1"/>
+      <w:numFmt w:val="lowerRoman"/>
+      <w:lvlText w:val="%9."/>
+      <w:lvlJc w:val="right"/>
+      <w:pPr>
+        <w:ind w:left="6984" w:hanging="180"/>
+      </w:pPr>
+    </w:lvl>
+  </w:abstractNum>
+  <w:abstractNum w:abstractNumId="6" w15:restartNumberingAfterBreak="0">
+    <w:nsid w:val="7C5056C1"/>
+    <w:multiLevelType w:val="hybridMultilevel"/>
+    <w:tmpl w:val="19789818"/>
+    <w:lvl w:ilvl="0" w:tplc="FFFFFFFF">
+      <w:start w:val="1"/>
+      <w:numFmt w:val="decimal"/>
+      <w:lvlText w:val="%1."/>
+      <w:lvlJc w:val="left"/>
+      <w:pPr>
+        <w:ind w:left="1224" w:hanging="360"/>
+      </w:pPr>
+    </w:lvl>
+    <w:lvl w:ilvl="1" w:tplc="FFFFFFFF">
+      <w:start w:val="1"/>
+      <w:numFmt w:val="lowerLetter"/>
+      <w:lvlText w:val="%2."/>
+      <w:lvlJc w:val="left"/>
+      <w:pPr>
+        <w:ind w:left="1944" w:hanging="360"/>
+      </w:pPr>
+    </w:lvl>
+    <w:lvl w:ilvl="2" w:tplc="FFFFFFFF" w:tentative="1">
+      <w:start w:val="1"/>
+      <w:numFmt w:val="lowerRoman"/>
+      <w:lvlText w:val="%3."/>
+      <w:lvlJc w:val="right"/>
+      <w:pPr>
+        <w:ind w:left="2664" w:hanging="180"/>
+      </w:pPr>
+    </w:lvl>
+    <w:lvl w:ilvl="3" w:tplc="FFFFFFFF" w:tentative="1">
+      <w:start w:val="1"/>
+      <w:numFmt w:val="decimal"/>
+      <w:lvlText w:val="%4."/>
+      <w:lvlJc w:val="left"/>
+      <w:pPr>
+        <w:ind w:left="3384" w:hanging="360"/>
+      </w:pPr>
+    </w:lvl>
+    <w:lvl w:ilvl="4" w:tplc="FFFFFFFF" w:tentative="1">
+      <w:start w:val="1"/>
+      <w:numFmt w:val="lowerLetter"/>
+      <w:lvlText w:val="%5."/>
+      <w:lvlJc w:val="left"/>
+      <w:pPr>
+        <w:ind w:left="4104" w:hanging="360"/>
+      </w:pPr>
+    </w:lvl>
+    <w:lvl w:ilvl="5" w:tplc="FFFFFFFF" w:tentative="1">
+      <w:start w:val="1"/>
+      <w:numFmt w:val="lowerRoman"/>
+      <w:lvlText w:val="%6."/>
+      <w:lvlJc w:val="right"/>
+      <w:pPr>
+        <w:ind w:left="4824" w:hanging="180"/>
+      </w:pPr>
+    </w:lvl>
+    <w:lvl w:ilvl="6" w:tplc="FFFFFFFF" w:tentative="1">
+      <w:start w:val="1"/>
+      <w:numFmt w:val="decimal"/>
+      <w:lvlText w:val="%7."/>
+      <w:lvlJc w:val="left"/>
+      <w:pPr>
+        <w:ind w:left="5544" w:hanging="360"/>
+      </w:pPr>
+    </w:lvl>
+    <w:lvl w:ilvl="7" w:tplc="FFFFFFFF" w:tentative="1">
+      <w:start w:val="1"/>
+      <w:numFmt w:val="lowerLetter"/>
+      <w:lvlText w:val="%8."/>
+      <w:lvlJc w:val="left"/>
+      <w:pPr>
+        <w:ind w:left="6264" w:hanging="360"/>
+      </w:pPr>
+    </w:lvl>
+    <w:lvl w:ilvl="8" w:tplc="FFFFFFFF" w:tentative="1">
+      <w:start w:val="1"/>
+      <w:numFmt w:val="lowerRoman"/>
+      <w:lvlText w:val="%9."/>
+      <w:lvlJc w:val="right"/>
+      <w:pPr>
+        <w:ind w:left="6984" w:hanging="180"/>
+      </w:pPr>
+    </w:lvl>
+  </w:abstractNum>
   <w:num w:numId="1" w16cid:durableId="1040012590">
-    <w:abstractNumId w:val="2"/>
+    <w:abstractNumId w:val="4"/>
   </w:num>
   <w:num w:numId="2" w16cid:durableId="1969506983">
     <w:abstractNumId w:val="0"/>
   </w:num>
   <w:num w:numId="3" w16cid:durableId="1853952617">
+    <w:abstractNumId w:val="3"/>
+  </w:num>
+  <w:num w:numId="4" w16cid:durableId="1210337876">
     <w:abstractNumId w:val="1"/>
+  </w:num>
+  <w:num w:numId="5" w16cid:durableId="1204053661">
+    <w:abstractNumId w:val="5"/>
+  </w:num>
+  <w:num w:numId="6" w16cid:durableId="79835837">
+    <w:abstractNumId w:val="6"/>
+  </w:num>
+  <w:num w:numId="7" w16cid:durableId="1830906441">
+    <w:abstractNumId w:val="2"/>
   </w:num>
 </w:numbering>
 </file>

--- a/presentazione/Presentazione_azienda.docx
+++ b/presentazione/Presentazione_azienda.docx
@@ -27,8 +27,18 @@
           <w:b/>
           <w:sz w:val="40"/>
         </w:rPr>
-        <w:t>dell'Infrastruttura IT di TP Group srl</w:t>
-      </w:r>
+        <w:t xml:space="preserve">dell'Infrastruttura IT di TP Group </w:t>
+      </w:r>
+      <w:proofErr w:type="spellStart"/>
+      <w:r>
+        <w:rPr>
+          <w:rFonts w:ascii="Times New Roman" w:hAnsi="Times New Roman"/>
+          <w:b/>
+          <w:sz w:val="40"/>
+        </w:rPr>
+        <w:t>srl</w:t>
+      </w:r>
+      <w:proofErr w:type="spellEnd"/>
     </w:p>
     <w:p>
       <w:pPr>
@@ -334,7 +344,25 @@
           <w:sz w:val="24"/>
           <w:szCs w:val="24"/>
         </w:rPr>
-        <w:t>l’adeguamento della LAN aziendale per supportare nuove postazioni e segmentazione tramite vLAN;</w:t>
+        <w:t xml:space="preserve">l’adeguamento della LAN aziendale per supportare nuove postazioni e segmentazione tramite </w:t>
+      </w:r>
+      <w:proofErr w:type="spellStart"/>
+      <w:r>
+        <w:rPr>
+          <w:rFonts w:ascii="Times New Roman" w:hAnsi="Times New Roman" w:cs="Times New Roman"/>
+          <w:sz w:val="24"/>
+          <w:szCs w:val="24"/>
+        </w:rPr>
+        <w:t>vLAN</w:t>
+      </w:r>
+      <w:proofErr w:type="spellEnd"/>
+      <w:r>
+        <w:rPr>
+          <w:rFonts w:ascii="Times New Roman" w:hAnsi="Times New Roman" w:cs="Times New Roman"/>
+          <w:sz w:val="24"/>
+          <w:szCs w:val="24"/>
+        </w:rPr>
+        <w:t>;</w:t>
       </w:r>
     </w:p>
     <w:p>
@@ -356,7 +384,43 @@
           <w:sz w:val="24"/>
           <w:szCs w:val="24"/>
         </w:rPr>
-        <w:t>l’unificazione degli strumenti di produttività, gestione e versionamento del codice in un unico stack tecnologico;</w:t>
+        <w:t xml:space="preserve">l’unificazione degli strumenti di produttività, gestione e </w:t>
+      </w:r>
+      <w:proofErr w:type="spellStart"/>
+      <w:r>
+        <w:rPr>
+          <w:rFonts w:ascii="Times New Roman" w:hAnsi="Times New Roman" w:cs="Times New Roman"/>
+          <w:sz w:val="24"/>
+          <w:szCs w:val="24"/>
+        </w:rPr>
+        <w:t>versionamento</w:t>
+      </w:r>
+      <w:proofErr w:type="spellEnd"/>
+      <w:r>
+        <w:rPr>
+          <w:rFonts w:ascii="Times New Roman" w:hAnsi="Times New Roman" w:cs="Times New Roman"/>
+          <w:sz w:val="24"/>
+          <w:szCs w:val="24"/>
+        </w:rPr>
+        <w:t xml:space="preserve"> del codice in un unico </w:t>
+      </w:r>
+      <w:proofErr w:type="spellStart"/>
+      <w:r>
+        <w:rPr>
+          <w:rFonts w:ascii="Times New Roman" w:hAnsi="Times New Roman" w:cs="Times New Roman"/>
+          <w:sz w:val="24"/>
+          <w:szCs w:val="24"/>
+        </w:rPr>
+        <w:t>stack</w:t>
+      </w:r>
+      <w:proofErr w:type="spellEnd"/>
+      <w:r>
+        <w:rPr>
+          <w:rFonts w:ascii="Times New Roman" w:hAnsi="Times New Roman" w:cs="Times New Roman"/>
+          <w:sz w:val="24"/>
+          <w:szCs w:val="24"/>
+        </w:rPr>
+        <w:t xml:space="preserve"> tecnologico;</w:t>
       </w:r>
     </w:p>
     <w:p>
@@ -466,7 +530,43 @@
           <w:sz w:val="24"/>
           <w:szCs w:val="24"/>
         </w:rPr>
-        <w:t xml:space="preserve">. Gli strumenti di produttività e gestione vengono uniformati in un unico ecosistema, con identità centralizzata e permessi gestiti secondo il principio del least privilege. La LAN aziendale viene ampliata e, se necessario, aggiornata con apparati </w:t>
+        <w:t xml:space="preserve">. Gli strumenti di produttività e gestione vengono uniformati in un unico ecosistema, con identità centralizzata e permessi gestiti secondo il principio del </w:t>
+      </w:r>
+      <w:proofErr w:type="spellStart"/>
+      <w:r>
+        <w:rPr>
+          <w:rFonts w:ascii="Times New Roman" w:hAnsi="Times New Roman" w:cs="Times New Roman"/>
+          <w:sz w:val="24"/>
+          <w:szCs w:val="24"/>
+        </w:rPr>
+        <w:t>least</w:t>
+      </w:r>
+      <w:proofErr w:type="spellEnd"/>
+      <w:r>
+        <w:rPr>
+          <w:rFonts w:ascii="Times New Roman" w:hAnsi="Times New Roman" w:cs="Times New Roman"/>
+          <w:sz w:val="24"/>
+          <w:szCs w:val="24"/>
+        </w:rPr>
+        <w:t xml:space="preserve"> </w:t>
+      </w:r>
+      <w:proofErr w:type="spellStart"/>
+      <w:r>
+        <w:rPr>
+          <w:rFonts w:ascii="Times New Roman" w:hAnsi="Times New Roman" w:cs="Times New Roman"/>
+          <w:sz w:val="24"/>
+          <w:szCs w:val="24"/>
+        </w:rPr>
+        <w:t>privilege</w:t>
+      </w:r>
+      <w:proofErr w:type="spellEnd"/>
+      <w:r>
+        <w:rPr>
+          <w:rFonts w:ascii="Times New Roman" w:hAnsi="Times New Roman" w:cs="Times New Roman"/>
+          <w:sz w:val="24"/>
+          <w:szCs w:val="24"/>
+        </w:rPr>
+        <w:t xml:space="preserve">. La LAN aziendale viene ampliata e, se necessario, aggiornata con apparati </w:t>
       </w:r>
       <w:r>
         <w:rPr>
@@ -475,7 +575,25 @@
           <w:szCs w:val="24"/>
         </w:rPr>
         <w:lastRenderedPageBreak/>
-        <w:t>compatibili con vLAN. Tutte le scelte architetturali privilegiano sicurezza, ridondanza e continuità operativa.</w:t>
+        <w:t xml:space="preserve">compatibili con </w:t>
+      </w:r>
+      <w:proofErr w:type="spellStart"/>
+      <w:r>
+        <w:rPr>
+          <w:rFonts w:ascii="Times New Roman" w:hAnsi="Times New Roman" w:cs="Times New Roman"/>
+          <w:sz w:val="24"/>
+          <w:szCs w:val="24"/>
+        </w:rPr>
+        <w:t>vLAN</w:t>
+      </w:r>
+      <w:proofErr w:type="spellEnd"/>
+      <w:r>
+        <w:rPr>
+          <w:rFonts w:ascii="Times New Roman" w:hAnsi="Times New Roman" w:cs="Times New Roman"/>
+          <w:sz w:val="24"/>
+          <w:szCs w:val="24"/>
+        </w:rPr>
+        <w:t>. Tutte le scelte architetturali privilegiano sicurezza, ridondanza e continuità operativa.</w:t>
       </w:r>
     </w:p>
     <w:p>
@@ -559,7 +677,25 @@
           <w:sz w:val="24"/>
           <w:szCs w:val="24"/>
         </w:rPr>
-        <w:t>eventuale sostituzione dell’hardware di rete qualora non fosse compatibile con l’espansione prevista (10 postazioni aggiuntive, vLAN);</w:t>
+        <w:t xml:space="preserve">eventuale sostituzione dell’hardware di rete qualora non fosse compatibile con l’espansione prevista (10 postazioni aggiuntive, </w:t>
+      </w:r>
+      <w:proofErr w:type="spellStart"/>
+      <w:r>
+        <w:rPr>
+          <w:rFonts w:ascii="Times New Roman" w:hAnsi="Times New Roman" w:cs="Times New Roman"/>
+          <w:sz w:val="24"/>
+          <w:szCs w:val="24"/>
+        </w:rPr>
+        <w:t>vLAN</w:t>
+      </w:r>
+      <w:proofErr w:type="spellEnd"/>
+      <w:r>
+        <w:rPr>
+          <w:rFonts w:ascii="Times New Roman" w:hAnsi="Times New Roman" w:cs="Times New Roman"/>
+          <w:sz w:val="24"/>
+          <w:szCs w:val="24"/>
+        </w:rPr>
+        <w:t>);</w:t>
       </w:r>
     </w:p>
     <w:p>
@@ -630,7 +766,25 @@
           <w:sz w:val="24"/>
           <w:szCs w:val="24"/>
         </w:rPr>
-        <w:t>La fornitura hardware riguarda esclusivamente l’adeguamento della LAN aziendale, con eventuale sostituzione degli apparati necessari per supportare segmentazione, vLAN e nuove postazioni.</w:t>
+        <w:t xml:space="preserve">La fornitura hardware riguarda esclusivamente l’adeguamento della LAN aziendale, con eventuale sostituzione degli apparati necessari per supportare segmentazione, </w:t>
+      </w:r>
+      <w:proofErr w:type="spellStart"/>
+      <w:r>
+        <w:rPr>
+          <w:rFonts w:ascii="Times New Roman" w:hAnsi="Times New Roman" w:cs="Times New Roman"/>
+          <w:sz w:val="24"/>
+          <w:szCs w:val="24"/>
+        </w:rPr>
+        <w:t>vLAN</w:t>
+      </w:r>
+      <w:proofErr w:type="spellEnd"/>
+      <w:r>
+        <w:rPr>
+          <w:rFonts w:ascii="Times New Roman" w:hAnsi="Times New Roman" w:cs="Times New Roman"/>
+          <w:sz w:val="24"/>
+          <w:szCs w:val="24"/>
+        </w:rPr>
+        <w:t xml:space="preserve"> e nuove postazioni.</w:t>
       </w:r>
     </w:p>
     <w:p>
@@ -684,12 +838,21 @@
           <w:bCs w:val="0"/>
         </w:rPr>
       </w:pPr>
+      <w:proofErr w:type="spellStart"/>
       <w:r>
         <w:rPr>
           <w:b w:val="0"/>
           <w:bCs w:val="0"/>
         </w:rPr>
-        <w:t>assessment dell’infrastruttura attuale di Thema Consulting e Pro Studio, con inventario di applicativi, licenze e SLA;</w:t>
+        <w:t>assessment</w:t>
+      </w:r>
+      <w:proofErr w:type="spellEnd"/>
+      <w:r>
+        <w:rPr>
+          <w:b w:val="0"/>
+          <w:bCs w:val="0"/>
+        </w:rPr>
+        <w:t xml:space="preserve"> dell’infrastruttura attuale di Thema Consulting e Pro Studio, con inventario di applicativi, licenze e SLA;</w:t>
       </w:r>
     </w:p>
     <w:p>
@@ -729,7 +892,23 @@
           <w:b w:val="0"/>
           <w:bCs w:val="0"/>
         </w:rPr>
-        <w:t>configurazione dell’identità centralizzata tramite AWS IAM Identity Center con SSO verso Google Workspace e Odoo;</w:t>
+        <w:t xml:space="preserve">configurazione dell’identità centralizzata tramite AWS IAM Identity Center con SSO verso Google Workspace e </w:t>
+      </w:r>
+      <w:proofErr w:type="spellStart"/>
+      <w:r>
+        <w:rPr>
+          <w:b w:val="0"/>
+          <w:bCs w:val="0"/>
+        </w:rPr>
+        <w:t>Odoo</w:t>
+      </w:r>
+      <w:proofErr w:type="spellEnd"/>
+      <w:r>
+        <w:rPr>
+          <w:b w:val="0"/>
+          <w:bCs w:val="0"/>
+        </w:rPr>
+        <w:t>;</w:t>
       </w:r>
     </w:p>
     <w:p>
@@ -798,15 +977,40 @@
           <w:b w:val="0"/>
           <w:bCs w:val="0"/>
         </w:rPr>
-        <w:t xml:space="preserve"> HPC, rete EFA, FSx for Lustre </w:t>
-      </w:r>
+        <w:t xml:space="preserve"> HPC, rete EFA, </w:t>
+      </w:r>
+      <w:proofErr w:type="spellStart"/>
       <w:r>
         <w:rPr>
           <w:b w:val="0"/>
           <w:bCs w:val="0"/>
         </w:rPr>
-        <w:t>e gestione da parte di un Head Node</w:t>
-      </w:r>
+        <w:t>FSx</w:t>
+      </w:r>
+      <w:proofErr w:type="spellEnd"/>
+      <w:r>
+        <w:rPr>
+          <w:b w:val="0"/>
+          <w:bCs w:val="0"/>
+        </w:rPr>
+        <w:t xml:space="preserve"> for Lustre </w:t>
+      </w:r>
+      <w:r>
+        <w:rPr>
+          <w:b w:val="0"/>
+          <w:bCs w:val="0"/>
+        </w:rPr>
+        <w:t xml:space="preserve">e gestione da parte di un Head </w:t>
+      </w:r>
+      <w:proofErr w:type="spellStart"/>
+      <w:r>
+        <w:rPr>
+          <w:b w:val="0"/>
+          <w:bCs w:val="0"/>
+        </w:rPr>
+        <w:t>Node</w:t>
+      </w:r>
+      <w:proofErr w:type="spellEnd"/>
       <w:r>
         <w:rPr>
           <w:b w:val="0"/>
@@ -839,7 +1043,23 @@
           <w:b w:val="0"/>
           <w:bCs w:val="0"/>
         </w:rPr>
-        <w:t>adeguamento della LAN aziendale con vLAN e cablaggio aggiornato;</w:t>
+        <w:t xml:space="preserve">adeguamento della LAN aziendale con </w:t>
+      </w:r>
+      <w:proofErr w:type="spellStart"/>
+      <w:r>
+        <w:rPr>
+          <w:b w:val="0"/>
+          <w:bCs w:val="0"/>
+        </w:rPr>
+        <w:t>vLAN</w:t>
+      </w:r>
+      <w:proofErr w:type="spellEnd"/>
+      <w:r>
+        <w:rPr>
+          <w:b w:val="0"/>
+          <w:bCs w:val="0"/>
+        </w:rPr>
+        <w:t xml:space="preserve"> e cablaggio aggiornato;</w:t>
       </w:r>
     </w:p>
     <w:p>
@@ -859,7 +1079,23 @@
           <w:b w:val="0"/>
           <w:bCs w:val="0"/>
         </w:rPr>
-        <w:t>migrazione dei servizi duplicati verso un unico stack SaaS-first;</w:t>
+        <w:t xml:space="preserve">migrazione dei servizi duplicati verso un unico </w:t>
+      </w:r>
+      <w:proofErr w:type="spellStart"/>
+      <w:r>
+        <w:rPr>
+          <w:b w:val="0"/>
+          <w:bCs w:val="0"/>
+        </w:rPr>
+        <w:t>stack</w:t>
+      </w:r>
+      <w:proofErr w:type="spellEnd"/>
+      <w:r>
+        <w:rPr>
+          <w:b w:val="0"/>
+          <w:bCs w:val="0"/>
+        </w:rPr>
+        <w:t xml:space="preserve"> SaaS-first;</w:t>
       </w:r>
     </w:p>
     <w:p>
@@ -899,7 +1135,23 @@
           <w:b w:val="0"/>
           <w:bCs w:val="0"/>
         </w:rPr>
-        <w:t>test funzionali, di sicurezza e di disaster recovery;</w:t>
+        <w:t xml:space="preserve">test funzionali, di sicurezza e di </w:t>
+      </w:r>
+      <w:proofErr w:type="spellStart"/>
+      <w:r>
+        <w:rPr>
+          <w:b w:val="0"/>
+          <w:bCs w:val="0"/>
+        </w:rPr>
+        <w:t>disaster</w:t>
+      </w:r>
+      <w:proofErr w:type="spellEnd"/>
+      <w:r>
+        <w:rPr>
+          <w:b w:val="0"/>
+          <w:bCs w:val="0"/>
+        </w:rPr>
+        <w:t xml:space="preserve"> recovery;</w:t>
       </w:r>
     </w:p>
     <w:p>
@@ -953,14 +1205,30 @@
           <w:rFonts w:ascii="Times New Roman" w:hAnsi="Times New Roman"/>
           <w:sz w:val="24"/>
         </w:rPr>
-        <w:t xml:space="preserve">, migrazione </w:t>
-      </w:r>
-      <w:r>
-        <w:rPr>
-          <w:rFonts w:ascii="Times New Roman" w:hAnsi="Times New Roman"/>
-          <w:sz w:val="24"/>
-        </w:rPr>
-        <w:t xml:space="preserve"> e adeguamento </w:t>
+        <w:t xml:space="preserve">, </w:t>
+      </w:r>
+      <w:proofErr w:type="gramStart"/>
+      <w:r>
+        <w:rPr>
+          <w:rFonts w:ascii="Times New Roman" w:hAnsi="Times New Roman"/>
+          <w:sz w:val="24"/>
+        </w:rPr>
+        <w:t xml:space="preserve">migrazione </w:t>
+      </w:r>
+      <w:r>
+        <w:rPr>
+          <w:rFonts w:ascii="Times New Roman" w:hAnsi="Times New Roman"/>
+          <w:sz w:val="24"/>
+        </w:rPr>
+        <w:t xml:space="preserve"> e</w:t>
+      </w:r>
+      <w:proofErr w:type="gramEnd"/>
+      <w:r>
+        <w:rPr>
+          <w:rFonts w:ascii="Times New Roman" w:hAnsi="Times New Roman"/>
+          <w:sz w:val="24"/>
+        </w:rPr>
+        <w:t xml:space="preserve"> adeguamento </w:t>
       </w:r>
       <w:r>
         <w:rPr>
@@ -1068,8 +1336,65 @@
           <w:rFonts w:ascii="Times New Roman" w:hAnsi="Times New Roman"/>
           <w:sz w:val="24"/>
         </w:rPr>
-        <w:t>odi di calcolo EC2 hpc7g.4xlarge (16 vCPU, 128 GB RAM, rete a 200 Gbps) collegati tramite Elastic Fabric Adapter (EFA) per throughput e latenza comparabili a una rete Infiniband</w:t>
-      </w:r>
+        <w:t xml:space="preserve">odi di calcolo EC2 hpc7g.4xlarge (16 </w:t>
+      </w:r>
+      <w:proofErr w:type="spellStart"/>
+      <w:r>
+        <w:rPr>
+          <w:rFonts w:ascii="Times New Roman" w:hAnsi="Times New Roman"/>
+          <w:sz w:val="24"/>
+        </w:rPr>
+        <w:t>vCPU</w:t>
+      </w:r>
+      <w:proofErr w:type="spellEnd"/>
+      <w:r>
+        <w:rPr>
+          <w:rFonts w:ascii="Times New Roman" w:hAnsi="Times New Roman"/>
+          <w:sz w:val="24"/>
+        </w:rPr>
+        <w:t xml:space="preserve">, 128 GB RAM, rete a 200 Gbps) collegati tramite </w:t>
+      </w:r>
+      <w:proofErr w:type="spellStart"/>
+      <w:r>
+        <w:rPr>
+          <w:rFonts w:ascii="Times New Roman" w:hAnsi="Times New Roman"/>
+          <w:sz w:val="24"/>
+        </w:rPr>
+        <w:t>Elastic</w:t>
+      </w:r>
+      <w:proofErr w:type="spellEnd"/>
+      <w:r>
+        <w:rPr>
+          <w:rFonts w:ascii="Times New Roman" w:hAnsi="Times New Roman"/>
+          <w:sz w:val="24"/>
+        </w:rPr>
+        <w:t xml:space="preserve"> </w:t>
+      </w:r>
+      <w:proofErr w:type="spellStart"/>
+      <w:r>
+        <w:rPr>
+          <w:rFonts w:ascii="Times New Roman" w:hAnsi="Times New Roman"/>
+          <w:sz w:val="24"/>
+        </w:rPr>
+        <w:t>Fabric</w:t>
+      </w:r>
+      <w:proofErr w:type="spellEnd"/>
+      <w:r>
+        <w:rPr>
+          <w:rFonts w:ascii="Times New Roman" w:hAnsi="Times New Roman"/>
+          <w:sz w:val="24"/>
+        </w:rPr>
+        <w:t xml:space="preserve"> Adapter (EFA) per throughput e latenza comparabili a una rete </w:t>
+      </w:r>
+      <w:proofErr w:type="spellStart"/>
+      <w:r>
+        <w:rPr>
+          <w:rFonts w:ascii="Times New Roman" w:hAnsi="Times New Roman"/>
+          <w:sz w:val="24"/>
+        </w:rPr>
+        <w:t>Infiniband</w:t>
+      </w:r>
+      <w:proofErr w:type="spellEnd"/>
       <w:r>
         <w:rPr>
           <w:rFonts w:ascii="Times New Roman" w:hAnsi="Times New Roman"/>
@@ -1103,7 +1428,23 @@
           <w:rFonts w:ascii="Times New Roman" w:hAnsi="Times New Roman"/>
           <w:sz w:val="24"/>
         </w:rPr>
-        <w:t>, in un placement group dedicato all'interno di una subnet privata</w:t>
+        <w:t xml:space="preserve">, in un placement group dedicato all'interno di una </w:t>
+      </w:r>
+      <w:proofErr w:type="spellStart"/>
+      <w:r>
+        <w:rPr>
+          <w:rFonts w:ascii="Times New Roman" w:hAnsi="Times New Roman"/>
+          <w:sz w:val="24"/>
+        </w:rPr>
+        <w:t>subnet</w:t>
+      </w:r>
+      <w:proofErr w:type="spellEnd"/>
+      <w:r>
+        <w:rPr>
+          <w:rFonts w:ascii="Times New Roman" w:hAnsi="Times New Roman"/>
+          <w:sz w:val="24"/>
+        </w:rPr>
+        <w:t xml:space="preserve"> privata</w:t>
       </w:r>
       <w:r>
         <w:rPr>
@@ -1145,14 +1486,62 @@
           <w:rFonts w:ascii="Times New Roman" w:hAnsi="Times New Roman"/>
           <w:sz w:val="24"/>
         </w:rPr>
-        <w:t xml:space="preserve"> vCPU </w:t>
-      </w:r>
-      <w:r>
-        <w:rPr>
-          <w:rFonts w:ascii="Times New Roman" w:hAnsi="Times New Roman"/>
-          <w:sz w:val="24"/>
-        </w:rPr>
-        <w:t xml:space="preserve">ogni 8 GB di RAM e ha spazio di scratch sufficiente in linea con quanto richiesto (servizio FSx for Lustre). Veniva richiesto uno spazio di scratch di 1,6 TB per un nodo da 24 vCPU (rapporto di 0,066 TB) per CPU. Nella nostra proposta il rapporto è di 0,075 TB per CPU. </w:t>
+        <w:t xml:space="preserve"> </w:t>
+      </w:r>
+      <w:proofErr w:type="spellStart"/>
+      <w:r>
+        <w:rPr>
+          <w:rFonts w:ascii="Times New Roman" w:hAnsi="Times New Roman"/>
+          <w:sz w:val="24"/>
+        </w:rPr>
+        <w:t>vCPU</w:t>
+      </w:r>
+      <w:proofErr w:type="spellEnd"/>
+      <w:r>
+        <w:rPr>
+          <w:rFonts w:ascii="Times New Roman" w:hAnsi="Times New Roman"/>
+          <w:sz w:val="24"/>
+        </w:rPr>
+        <w:t xml:space="preserve"> </w:t>
+      </w:r>
+      <w:r>
+        <w:rPr>
+          <w:rFonts w:ascii="Times New Roman" w:hAnsi="Times New Roman"/>
+          <w:sz w:val="24"/>
+        </w:rPr>
+        <w:t xml:space="preserve">ogni 8 GB di RAM e ha spazio di scratch sufficiente in linea con quanto richiesto (servizio </w:t>
+      </w:r>
+      <w:proofErr w:type="spellStart"/>
+      <w:r>
+        <w:rPr>
+          <w:rFonts w:ascii="Times New Roman" w:hAnsi="Times New Roman"/>
+          <w:sz w:val="24"/>
+        </w:rPr>
+        <w:t>FSx</w:t>
+      </w:r>
+      <w:proofErr w:type="spellEnd"/>
+      <w:r>
+        <w:rPr>
+          <w:rFonts w:ascii="Times New Roman" w:hAnsi="Times New Roman"/>
+          <w:sz w:val="24"/>
+        </w:rPr>
+        <w:t xml:space="preserve"> for Lustre). Veniva richiesto uno spazio di scratch di 1,6 TB per un nodo da 24 </w:t>
+      </w:r>
+      <w:proofErr w:type="spellStart"/>
+      <w:r>
+        <w:rPr>
+          <w:rFonts w:ascii="Times New Roman" w:hAnsi="Times New Roman"/>
+          <w:sz w:val="24"/>
+        </w:rPr>
+        <w:t>vCPU</w:t>
+      </w:r>
+      <w:proofErr w:type="spellEnd"/>
+      <w:r>
+        <w:rPr>
+          <w:rFonts w:ascii="Times New Roman" w:hAnsi="Times New Roman"/>
+          <w:sz w:val="24"/>
+        </w:rPr>
+        <w:t xml:space="preserve"> (rapporto di 0,066 TB) per CPU. Nella nostra proposta il rapporto è di 0,075 TB per CPU. </w:t>
       </w:r>
     </w:p>
     <w:p>
@@ -1194,8 +1583,17 @@
           <w:rFonts w:ascii="Times New Roman" w:hAnsi="Times New Roman"/>
           <w:sz w:val="24"/>
         </w:rPr>
-        <w:t>192 vCPU</w:t>
-      </w:r>
+        <w:t xml:space="preserve">192 </w:t>
+      </w:r>
+      <w:proofErr w:type="spellStart"/>
+      <w:r>
+        <w:rPr>
+          <w:rFonts w:ascii="Times New Roman" w:hAnsi="Times New Roman"/>
+          <w:sz w:val="24"/>
+        </w:rPr>
+        <w:t>vCPU</w:t>
+      </w:r>
+      <w:proofErr w:type="spellEnd"/>
     </w:p>
     <w:p>
       <w:pPr>
@@ -1238,23 +1636,7 @@
           <w:sz w:val="24"/>
           <w:lang w:val="en-US"/>
         </w:rPr>
-        <w:t>14,4 TB scratch (</w:t>
-      </w:r>
-      <w:r>
-        <w:rPr>
-          <w:rFonts w:ascii="Times New Roman" w:hAnsi="Times New Roman"/>
-          <w:sz w:val="24"/>
-          <w:lang w:val="en-US"/>
-        </w:rPr>
-        <w:t>200 MB/s per TiB</w:t>
-      </w:r>
-      <w:r>
-        <w:rPr>
-          <w:rFonts w:ascii="Times New Roman" w:hAnsi="Times New Roman"/>
-          <w:sz w:val="24"/>
-          <w:lang w:val="en-US"/>
-        </w:rPr>
-        <w:t>)</w:t>
+        <w:t>14,4 TB scratch (200 MB/s per TiB)</w:t>
       </w:r>
     </w:p>
     <w:p>
@@ -1275,8 +1657,33 @@
           <w:rFonts w:ascii="Times New Roman" w:hAnsi="Times New Roman"/>
           <w:sz w:val="24"/>
         </w:rPr>
-        <w:t>EFA (corrispettivo Infiniband) 200 Gibps</w:t>
-      </w:r>
+        <w:t xml:space="preserve">EFA (corrispettivo </w:t>
+      </w:r>
+      <w:proofErr w:type="spellStart"/>
+      <w:r>
+        <w:rPr>
+          <w:rFonts w:ascii="Times New Roman" w:hAnsi="Times New Roman"/>
+          <w:sz w:val="24"/>
+        </w:rPr>
+        <w:t>Infiniband</w:t>
+      </w:r>
+      <w:proofErr w:type="spellEnd"/>
+      <w:r>
+        <w:rPr>
+          <w:rFonts w:ascii="Times New Roman" w:hAnsi="Times New Roman"/>
+          <w:sz w:val="24"/>
+        </w:rPr>
+        <w:t xml:space="preserve">) 200 </w:t>
+      </w:r>
+      <w:proofErr w:type="spellStart"/>
+      <w:r>
+        <w:rPr>
+          <w:rFonts w:ascii="Times New Roman" w:hAnsi="Times New Roman"/>
+          <w:sz w:val="24"/>
+        </w:rPr>
+        <w:t>Gibps</w:t>
+      </w:r>
+      <w:proofErr w:type="spellEnd"/>
     </w:p>
     <w:p>
       <w:pPr>
@@ -1293,8 +1700,33 @@
           <w:rFonts w:ascii="Times New Roman" w:hAnsi="Times New Roman"/>
           <w:sz w:val="24"/>
         </w:rPr>
-        <w:t>• Head node/scheduler</w:t>
-      </w:r>
+        <w:t xml:space="preserve">• Head </w:t>
+      </w:r>
+      <w:proofErr w:type="spellStart"/>
+      <w:r>
+        <w:rPr>
+          <w:rFonts w:ascii="Times New Roman" w:hAnsi="Times New Roman"/>
+          <w:sz w:val="24"/>
+        </w:rPr>
+        <w:t>node</w:t>
+      </w:r>
+      <w:proofErr w:type="spellEnd"/>
+      <w:r>
+        <w:rPr>
+          <w:rFonts w:ascii="Times New Roman" w:hAnsi="Times New Roman"/>
+          <w:sz w:val="24"/>
+        </w:rPr>
+        <w:t>/</w:t>
+      </w:r>
+      <w:proofErr w:type="spellStart"/>
+      <w:r>
+        <w:rPr>
+          <w:rFonts w:ascii="Times New Roman" w:hAnsi="Times New Roman"/>
+          <w:sz w:val="24"/>
+        </w:rPr>
+        <w:t>scheduler</w:t>
+      </w:r>
+      <w:proofErr w:type="spellEnd"/>
       <w:r>
         <w:rPr>
           <w:rFonts w:ascii="Times New Roman" w:hAnsi="Times New Roman"/>
@@ -1314,7 +1746,23 @@
           <w:rFonts w:ascii="Times New Roman" w:hAnsi="Times New Roman"/>
           <w:sz w:val="24"/>
         </w:rPr>
-        <w:t>basato su Slurm, che accende le istanze EC2 solo in presenza di job da eseguire;</w:t>
+        <w:t xml:space="preserve">basato su </w:t>
+      </w:r>
+      <w:proofErr w:type="spellStart"/>
+      <w:r>
+        <w:rPr>
+          <w:rFonts w:ascii="Times New Roman" w:hAnsi="Times New Roman"/>
+          <w:sz w:val="24"/>
+        </w:rPr>
+        <w:t>Slurm</w:t>
+      </w:r>
+      <w:proofErr w:type="spellEnd"/>
+      <w:r>
+        <w:rPr>
+          <w:rFonts w:ascii="Times New Roman" w:hAnsi="Times New Roman"/>
+          <w:sz w:val="24"/>
+        </w:rPr>
+        <w:t>, che accende le istanze EC2 solo in presenza di job da eseguire;</w:t>
       </w:r>
     </w:p>
     <w:p>
@@ -1328,8 +1776,17 @@
           <w:rFonts w:ascii="Times New Roman" w:hAnsi="Times New Roman"/>
           <w:sz w:val="24"/>
         </w:rPr>
-        <w:t>• Monitoraggio e audit tramite Amazon CloudWatch</w:t>
-      </w:r>
+        <w:t xml:space="preserve">• Monitoraggio e audit tramite Amazon </w:t>
+      </w:r>
+      <w:proofErr w:type="spellStart"/>
+      <w:r>
+        <w:rPr>
+          <w:rFonts w:ascii="Times New Roman" w:hAnsi="Times New Roman"/>
+          <w:sz w:val="24"/>
+        </w:rPr>
+        <w:t>CloudWatch</w:t>
+      </w:r>
+      <w:proofErr w:type="spellEnd"/>
       <w:r>
         <w:rPr>
           <w:rFonts w:ascii="Times New Roman" w:hAnsi="Times New Roman"/>
@@ -1342,7 +1799,23 @@
           <w:rFonts w:ascii="Times New Roman" w:hAnsi="Times New Roman"/>
           <w:sz w:val="24"/>
         </w:rPr>
-        <w:t>e AWS CloudTrail; gestione degli accessi tramite ruoli IAM a privilegio minimo (nessun accesso diretto con credenziali statiche);</w:t>
+        <w:t xml:space="preserve">e AWS </w:t>
+      </w:r>
+      <w:proofErr w:type="spellStart"/>
+      <w:r>
+        <w:rPr>
+          <w:rFonts w:ascii="Times New Roman" w:hAnsi="Times New Roman"/>
+          <w:sz w:val="24"/>
+        </w:rPr>
+        <w:t>CloudTrail</w:t>
+      </w:r>
+      <w:proofErr w:type="spellEnd"/>
+      <w:r>
+        <w:rPr>
+          <w:rFonts w:ascii="Times New Roman" w:hAnsi="Times New Roman"/>
+          <w:sz w:val="24"/>
+        </w:rPr>
+        <w:t>; gestione degli accessi tramite ruoli IAM a privilegio minimo (nessun accesso diretto con credenziali statiche);</w:t>
       </w:r>
     </w:p>
     <w:p>
@@ -1465,7 +1938,23 @@
           <w:rFonts w:ascii="Times New Roman" w:hAnsi="Times New Roman"/>
           <w:sz w:val="24"/>
         </w:rPr>
-        <w:t>• Application Load Balancer con terminazione HTTPS (certificato gestito tramite AWS Certificate Manager) come unico punto di ingresso per gli utenti autorizzati;</w:t>
+        <w:t xml:space="preserve">• Application Load </w:t>
+      </w:r>
+      <w:proofErr w:type="spellStart"/>
+      <w:r>
+        <w:rPr>
+          <w:rFonts w:ascii="Times New Roman" w:hAnsi="Times New Roman"/>
+          <w:sz w:val="24"/>
+        </w:rPr>
+        <w:t>Balancer</w:t>
+      </w:r>
+      <w:proofErr w:type="spellEnd"/>
+      <w:r>
+        <w:rPr>
+          <w:rFonts w:ascii="Times New Roman" w:hAnsi="Times New Roman"/>
+          <w:sz w:val="24"/>
+        </w:rPr>
+        <w:t xml:space="preserve"> con terminazione HTTPS (certificato gestito tramite AWS Certificate Manager) come unico punto di ingresso per gli utenti autorizzati;</w:t>
       </w:r>
     </w:p>
     <w:p>
@@ -1518,7 +2007,23 @@
           <w:rFonts w:ascii="Times New Roman" w:hAnsi="Times New Roman"/>
           <w:sz w:val="24"/>
         </w:rPr>
-        <w:t xml:space="preserve"> in una diversa Availability Zone viene predisposta e attivata qualora si confermi la necessità di alta disponibilità;</w:t>
+        <w:t xml:space="preserve"> in una diversa </w:t>
+      </w:r>
+      <w:proofErr w:type="spellStart"/>
+      <w:r>
+        <w:rPr>
+          <w:rFonts w:ascii="Times New Roman" w:hAnsi="Times New Roman"/>
+          <w:sz w:val="24"/>
+        </w:rPr>
+        <w:t>Availability</w:t>
+      </w:r>
+      <w:proofErr w:type="spellEnd"/>
+      <w:r>
+        <w:rPr>
+          <w:rFonts w:ascii="Times New Roman" w:hAnsi="Times New Roman"/>
+          <w:sz w:val="24"/>
+        </w:rPr>
+        <w:t xml:space="preserve"> Zone viene predisposta e attivata qualora si confermi la necessità di alta disponibilità;</w:t>
       </w:r>
     </w:p>
     <w:p>
@@ -1545,12 +2050,21 @@
         </w:rPr>
         <w:t>Aurora DB (</w:t>
       </w:r>
-      <w:r>
-        <w:rPr>
-          <w:rFonts w:ascii="Times New Roman" w:hAnsi="Times New Roman"/>
-          <w:sz w:val="24"/>
-        </w:rPr>
-        <w:t>db.r5.2xlarge 8vCPU, 64 GB RAM, bucket storage gp3 1,2 TB, backup DB 2 TB</w:t>
+      <w:proofErr w:type="gramStart"/>
+      <w:r>
+        <w:rPr>
+          <w:rFonts w:ascii="Times New Roman" w:hAnsi="Times New Roman"/>
+          <w:sz w:val="24"/>
+        </w:rPr>
+        <w:t>db.r</w:t>
+      </w:r>
+      <w:proofErr w:type="gramEnd"/>
+      <w:r>
+        <w:rPr>
+          <w:rFonts w:ascii="Times New Roman" w:hAnsi="Times New Roman"/>
+          <w:sz w:val="24"/>
+        </w:rPr>
+        <w:t>5.2xlarge 8vCPU, 64 GB RAM, bucket storage gp3 1,2 TB, backup DB 2 TB</w:t>
       </w:r>
       <w:r>
         <w:rPr>
@@ -1564,7 +2078,23 @@
           <w:rFonts w:ascii="Times New Roman" w:hAnsi="Times New Roman"/>
           <w:sz w:val="24"/>
         </w:rPr>
-        <w:t xml:space="preserve"> in configurazione Multi-AZ per il database applicativo, con backup automatici e patching gestito dal servizio;</w:t>
+        <w:t xml:space="preserve"> in configurazione Multi-AZ per il database applicativo, con backup automatici e </w:t>
+      </w:r>
+      <w:proofErr w:type="spellStart"/>
+      <w:r>
+        <w:rPr>
+          <w:rFonts w:ascii="Times New Roman" w:hAnsi="Times New Roman"/>
+          <w:sz w:val="24"/>
+        </w:rPr>
+        <w:t>patching</w:t>
+      </w:r>
+      <w:proofErr w:type="spellEnd"/>
+      <w:r>
+        <w:rPr>
+          <w:rFonts w:ascii="Times New Roman" w:hAnsi="Times New Roman"/>
+          <w:sz w:val="24"/>
+        </w:rPr>
+        <w:t xml:space="preserve"> gestito dal servizio;</w:t>
       </w:r>
     </w:p>
     <w:p>
@@ -1606,7 +2136,55 @@
           <w:rFonts w:ascii="Times New Roman" w:hAnsi="Times New Roman"/>
           <w:sz w:val="24"/>
         </w:rPr>
-        <w:t>• Osservabilità tramite Amazon CloudWatch (metriche, log, allarmi) e Amazon CloudTrail (audit trail degli accessi);</w:t>
+        <w:t xml:space="preserve">• Osservabilità tramite Amazon </w:t>
+      </w:r>
+      <w:proofErr w:type="spellStart"/>
+      <w:r>
+        <w:rPr>
+          <w:rFonts w:ascii="Times New Roman" w:hAnsi="Times New Roman"/>
+          <w:sz w:val="24"/>
+        </w:rPr>
+        <w:t>CloudWatch</w:t>
+      </w:r>
+      <w:proofErr w:type="spellEnd"/>
+      <w:r>
+        <w:rPr>
+          <w:rFonts w:ascii="Times New Roman" w:hAnsi="Times New Roman"/>
+          <w:sz w:val="24"/>
+        </w:rPr>
+        <w:t xml:space="preserve"> (metriche, log, allarmi) e Amazon </w:t>
+      </w:r>
+      <w:proofErr w:type="spellStart"/>
+      <w:r>
+        <w:rPr>
+          <w:rFonts w:ascii="Times New Roman" w:hAnsi="Times New Roman"/>
+          <w:sz w:val="24"/>
+        </w:rPr>
+        <w:t>CloudTrail</w:t>
+      </w:r>
+      <w:proofErr w:type="spellEnd"/>
+      <w:r>
+        <w:rPr>
+          <w:rFonts w:ascii="Times New Roman" w:hAnsi="Times New Roman"/>
+          <w:sz w:val="24"/>
+        </w:rPr>
+        <w:t xml:space="preserve"> (audit </w:t>
+      </w:r>
+      <w:proofErr w:type="spellStart"/>
+      <w:r>
+        <w:rPr>
+          <w:rFonts w:ascii="Times New Roman" w:hAnsi="Times New Roman"/>
+          <w:sz w:val="24"/>
+        </w:rPr>
+        <w:t>trail</w:t>
+      </w:r>
+      <w:proofErr w:type="spellEnd"/>
+      <w:r>
+        <w:rPr>
+          <w:rFonts w:ascii="Times New Roman" w:hAnsi="Times New Roman"/>
+          <w:sz w:val="24"/>
+        </w:rPr>
+        <w:t xml:space="preserve"> degli accessi);</w:t>
       </w:r>
     </w:p>
     <w:p>
@@ -1620,7 +2198,23 @@
           <w:rFonts w:ascii="Times New Roman" w:hAnsi="Times New Roman"/>
           <w:sz w:val="24"/>
         </w:rPr>
-        <w:t>• Backup replicati in cross-region.</w:t>
+        <w:t>• Backup replicati in cross-</w:t>
+      </w:r>
+      <w:proofErr w:type="spellStart"/>
+      <w:r>
+        <w:rPr>
+          <w:rFonts w:ascii="Times New Roman" w:hAnsi="Times New Roman"/>
+          <w:sz w:val="24"/>
+        </w:rPr>
+        <w:t>region</w:t>
+      </w:r>
+      <w:proofErr w:type="spellEnd"/>
+      <w:r>
+        <w:rPr>
+          <w:rFonts w:ascii="Times New Roman" w:hAnsi="Times New Roman"/>
+          <w:sz w:val="24"/>
+        </w:rPr>
+        <w:t>.</w:t>
       </w:r>
     </w:p>
     <w:p>
@@ -1691,7 +2285,23 @@
           <w:rFonts w:ascii="Times New Roman" w:hAnsi="Times New Roman"/>
           <w:sz w:val="24"/>
         </w:rPr>
-        <w:t>I dieci ambiti di servizio duplicati tra le due aziende (posta, produttività, videoconferenza, archiviazione file, CRM, contabilità, rilevamento ore, controllo versione, documentazione, identità) vengono unificati su un unico stack, con AWS IAM Identity Center come broker di identità centrale, indipendente dai singoli fornitori applicativi:</w:t>
+        <w:t xml:space="preserve">I dieci ambiti di servizio duplicati tra le due aziende (posta, produttività, videoconferenza, archiviazione file, CRM, contabilità, rilevamento ore, controllo versione, documentazione, identità) vengono unificati su un unico </w:t>
+      </w:r>
+      <w:proofErr w:type="spellStart"/>
+      <w:r>
+        <w:rPr>
+          <w:rFonts w:ascii="Times New Roman" w:hAnsi="Times New Roman"/>
+          <w:sz w:val="24"/>
+        </w:rPr>
+        <w:t>stack</w:t>
+      </w:r>
+      <w:proofErr w:type="spellEnd"/>
+      <w:r>
+        <w:rPr>
+          <w:rFonts w:ascii="Times New Roman" w:hAnsi="Times New Roman"/>
+          <w:sz w:val="24"/>
+        </w:rPr>
+        <w:t>, con AWS IAM Identity Center come broker di identità centrale, indipendente dai singoli fornitori applicativi:</w:t>
       </w:r>
     </w:p>
     <w:p>
@@ -1724,33 +2334,63 @@
         <w:pStyle w:val="ListParagraph"/>
         <w:ind w:left="504"/>
         <w:jc w:val="both"/>
-        <w:rPr>
-          <w:lang w:val="en-US"/>
-        </w:rPr>
-      </w:pPr>
-      <w:r>
-        <w:rPr>
-          <w:rFonts w:ascii="Times New Roman" w:hAnsi="Times New Roman"/>
-          <w:sz w:val="24"/>
-          <w:lang w:val="en-US"/>
-        </w:rPr>
-        <w:t xml:space="preserve">• MediaWiki hostata </w:t>
-      </w:r>
-      <w:r>
-        <w:rPr>
-          <w:rFonts w:ascii="Times New Roman" w:hAnsi="Times New Roman"/>
-          <w:sz w:val="24"/>
-          <w:lang w:val="en-US"/>
-        </w:rPr>
-        <w:t>self-hosted s</w:t>
-      </w:r>
-      <w:r>
-        <w:rPr>
-          <w:rFonts w:ascii="Times New Roman" w:hAnsi="Times New Roman"/>
-          <w:sz w:val="24"/>
-          <w:lang w:val="en-US"/>
-        </w:rPr>
-        <w:t>u GCP;</w:t>
+      </w:pPr>
+      <w:r>
+        <w:rPr>
+          <w:rFonts w:ascii="Times New Roman" w:hAnsi="Times New Roman"/>
+          <w:sz w:val="24"/>
+        </w:rPr>
+        <w:t xml:space="preserve">• </w:t>
+      </w:r>
+      <w:proofErr w:type="spellStart"/>
+      <w:proofErr w:type="gramStart"/>
+      <w:r>
+        <w:rPr>
+          <w:rFonts w:ascii="Times New Roman" w:hAnsi="Times New Roman"/>
+          <w:sz w:val="24"/>
+        </w:rPr>
+        <w:t>MediaWiki</w:t>
+      </w:r>
+      <w:proofErr w:type="spellEnd"/>
+      <w:proofErr w:type="gramEnd"/>
+      <w:r>
+        <w:rPr>
+          <w:rFonts w:ascii="Times New Roman" w:hAnsi="Times New Roman"/>
+          <w:sz w:val="24"/>
+        </w:rPr>
+        <w:t xml:space="preserve"> </w:t>
+      </w:r>
+      <w:proofErr w:type="spellStart"/>
+      <w:r>
+        <w:rPr>
+          <w:rFonts w:ascii="Times New Roman" w:hAnsi="Times New Roman"/>
+          <w:sz w:val="24"/>
+        </w:rPr>
+        <w:t>hostata</w:t>
+      </w:r>
+      <w:proofErr w:type="spellEnd"/>
+      <w:r>
+        <w:rPr>
+          <w:rFonts w:ascii="Times New Roman" w:hAnsi="Times New Roman"/>
+          <w:sz w:val="24"/>
+        </w:rPr>
+        <w:t xml:space="preserve"> self-</w:t>
+      </w:r>
+      <w:proofErr w:type="spellStart"/>
+      <w:r>
+        <w:rPr>
+          <w:rFonts w:ascii="Times New Roman" w:hAnsi="Times New Roman"/>
+          <w:sz w:val="24"/>
+        </w:rPr>
+        <w:t>hosted</w:t>
+      </w:r>
+      <w:proofErr w:type="spellEnd"/>
+      <w:r>
+        <w:rPr>
+          <w:rFonts w:ascii="Times New Roman" w:hAnsi="Times New Roman"/>
+          <w:sz w:val="24"/>
+        </w:rPr>
+        <w:t xml:space="preserve"> su GCP;</w:t>
       </w:r>
     </w:p>
     <w:p>
@@ -1764,7 +2404,23 @@
           <w:rFonts w:ascii="Times New Roman" w:hAnsi="Times New Roman"/>
           <w:sz w:val="24"/>
         </w:rPr>
-        <w:t>• Odoo SaaS per CRM, contabilità e rilevamento ore;</w:t>
+        <w:t xml:space="preserve">• </w:t>
+      </w:r>
+      <w:proofErr w:type="spellStart"/>
+      <w:r>
+        <w:rPr>
+          <w:rFonts w:ascii="Times New Roman" w:hAnsi="Times New Roman"/>
+          <w:sz w:val="24"/>
+        </w:rPr>
+        <w:t>Odoo</w:t>
+      </w:r>
+      <w:proofErr w:type="spellEnd"/>
+      <w:r>
+        <w:rPr>
+          <w:rFonts w:ascii="Times New Roman" w:hAnsi="Times New Roman"/>
+          <w:sz w:val="24"/>
+        </w:rPr>
+        <w:t xml:space="preserve"> SaaS per CRM, contabilità e rilevamento ore;</w:t>
       </w:r>
     </w:p>
     <w:p>
@@ -1782,7 +2438,23 @@
           <w:rFonts w:ascii="Times New Roman" w:hAnsi="Times New Roman"/>
           <w:sz w:val="24"/>
         </w:rPr>
-        <w:t>• Bitbucket SaaS per il controllo di versione, con le pipeline CI/CD esistenti</w:t>
+        <w:t xml:space="preserve">• </w:t>
+      </w:r>
+      <w:proofErr w:type="spellStart"/>
+      <w:r>
+        <w:rPr>
+          <w:rFonts w:ascii="Times New Roman" w:hAnsi="Times New Roman"/>
+          <w:sz w:val="24"/>
+        </w:rPr>
+        <w:t>Bitbucket</w:t>
+      </w:r>
+      <w:proofErr w:type="spellEnd"/>
+      <w:r>
+        <w:rPr>
+          <w:rFonts w:ascii="Times New Roman" w:hAnsi="Times New Roman"/>
+          <w:sz w:val="24"/>
+        </w:rPr>
+        <w:t xml:space="preserve"> SaaS per il controllo di versione, con le pipeline CI/CD esistenti</w:t>
       </w:r>
       <w:r>
         <w:rPr>
@@ -1803,7 +2475,39 @@
           <w:rFonts w:ascii="Times New Roman" w:hAnsi="Times New Roman"/>
           <w:sz w:val="24"/>
         </w:rPr>
-        <w:t>• AWS IAM Identity Center con federazione SAML 2.0 verso Google, OpenID Connect verso Odoo e provisioning automatico via SCIM; autenticazione a più fattori (MFA) obbligatoria per tutti gli utenti</w:t>
+        <w:t xml:space="preserve">• AWS IAM Identity Center con federazione SAML 2.0 verso Google, </w:t>
+      </w:r>
+      <w:proofErr w:type="spellStart"/>
+      <w:r>
+        <w:rPr>
+          <w:rFonts w:ascii="Times New Roman" w:hAnsi="Times New Roman"/>
+          <w:sz w:val="24"/>
+        </w:rPr>
+        <w:t>OpenID</w:t>
+      </w:r>
+      <w:proofErr w:type="spellEnd"/>
+      <w:r>
+        <w:rPr>
+          <w:rFonts w:ascii="Times New Roman" w:hAnsi="Times New Roman"/>
+          <w:sz w:val="24"/>
+        </w:rPr>
+        <w:t xml:space="preserve"> Connect verso </w:t>
+      </w:r>
+      <w:proofErr w:type="spellStart"/>
+      <w:r>
+        <w:rPr>
+          <w:rFonts w:ascii="Times New Roman" w:hAnsi="Times New Roman"/>
+          <w:sz w:val="24"/>
+        </w:rPr>
+        <w:t>Odoo</w:t>
+      </w:r>
+      <w:proofErr w:type="spellEnd"/>
+      <w:r>
+        <w:rPr>
+          <w:rFonts w:ascii="Times New Roman" w:hAnsi="Times New Roman"/>
+          <w:sz w:val="24"/>
+        </w:rPr>
+        <w:t xml:space="preserve"> e provisioning automatico via SCIM; autenticazione a più fattori (MFA) obbligatoria per tutti gli utenti</w:t>
       </w:r>
       <w:r>
         <w:rPr>
@@ -1822,7 +2526,23 @@
           <w:rFonts w:ascii="Times New Roman" w:hAnsi="Times New Roman"/>
           <w:sz w:val="24"/>
         </w:rPr>
-        <w:t>Il software contabile legacy Profis viene mantenuto attivo in sola lettura su un'istanza EC2 per la durata richiesta dalla compliance finanziaria (un anno), per poi essere dismesso.</w:t>
+        <w:t xml:space="preserve">Il software contabile legacy </w:t>
+      </w:r>
+      <w:proofErr w:type="spellStart"/>
+      <w:r>
+        <w:rPr>
+          <w:rFonts w:ascii="Times New Roman" w:hAnsi="Times New Roman"/>
+          <w:sz w:val="24"/>
+        </w:rPr>
+        <w:t>Profis</w:t>
+      </w:r>
+      <w:proofErr w:type="spellEnd"/>
+      <w:r>
+        <w:rPr>
+          <w:rFonts w:ascii="Times New Roman" w:hAnsi="Times New Roman"/>
+          <w:sz w:val="24"/>
+        </w:rPr>
+        <w:t xml:space="preserve"> viene mantenuto attivo in sola lettura su un'istanza EC2 per la durata richiesta dalla compliance finanziaria (un anno), per poi essere dismesso.</w:t>
       </w:r>
     </w:p>
     <w:p>
@@ -1831,7 +2551,15 @@
         <w:ind w:firstLine="0"/>
       </w:pPr>
       <w:r>
-        <w:t>Backup e Disaster Recovery</w:t>
+        <w:t xml:space="preserve">Backup e </w:t>
+      </w:r>
+      <w:proofErr w:type="spellStart"/>
+      <w:r>
+        <w:t>Disaster</w:t>
+      </w:r>
+      <w:proofErr w:type="spellEnd"/>
+      <w:r>
+        <w:t xml:space="preserve"> Recovery</w:t>
       </w:r>
     </w:p>
     <w:p>
@@ -1857,7 +2585,55 @@
           <w:rFonts w:ascii="Times New Roman" w:hAnsi="Times New Roman"/>
           <w:sz w:val="24"/>
         </w:rPr>
-        <w:t>• Backup giornalieri, con copia in una regione AWS diversa da quella primaria (cross-region replication) e cambio di Availability Zone, per garantire la ripresa anche in caso di indisponibilità di un intero sito;</w:t>
+        <w:t>• Backup giornalieri, con copia in una regione AWS diversa da quella primaria (cross-</w:t>
+      </w:r>
+      <w:proofErr w:type="spellStart"/>
+      <w:r>
+        <w:rPr>
+          <w:rFonts w:ascii="Times New Roman" w:hAnsi="Times New Roman"/>
+          <w:sz w:val="24"/>
+        </w:rPr>
+        <w:t>region</w:t>
+      </w:r>
+      <w:proofErr w:type="spellEnd"/>
+      <w:r>
+        <w:rPr>
+          <w:rFonts w:ascii="Times New Roman" w:hAnsi="Times New Roman"/>
+          <w:sz w:val="24"/>
+        </w:rPr>
+        <w:t xml:space="preserve"> </w:t>
+      </w:r>
+      <w:proofErr w:type="spellStart"/>
+      <w:r>
+        <w:rPr>
+          <w:rFonts w:ascii="Times New Roman" w:hAnsi="Times New Roman"/>
+          <w:sz w:val="24"/>
+        </w:rPr>
+        <w:t>replication</w:t>
+      </w:r>
+      <w:proofErr w:type="spellEnd"/>
+      <w:r>
+        <w:rPr>
+          <w:rFonts w:ascii="Times New Roman" w:hAnsi="Times New Roman"/>
+          <w:sz w:val="24"/>
+        </w:rPr>
+        <w:t xml:space="preserve">) e cambio di </w:t>
+      </w:r>
+      <w:proofErr w:type="spellStart"/>
+      <w:r>
+        <w:rPr>
+          <w:rFonts w:ascii="Times New Roman" w:hAnsi="Times New Roman"/>
+          <w:sz w:val="24"/>
+        </w:rPr>
+        <w:t>Availability</w:t>
+      </w:r>
+      <w:proofErr w:type="spellEnd"/>
+      <w:r>
+        <w:rPr>
+          <w:rFonts w:ascii="Times New Roman" w:hAnsi="Times New Roman"/>
+          <w:sz w:val="24"/>
+        </w:rPr>
+        <w:t xml:space="preserve"> Zone, per garantire la ripresa anche in caso di indisponibilità di un intero sito;</w:t>
       </w:r>
     </w:p>
     <w:p>
@@ -1941,7 +2717,27 @@
           <w:sz w:val="24"/>
           <w:lang w:val="en-US"/>
         </w:rPr>
-        <w:t>HPC — Cluster su AWS (EC2 Savings Plans, 3 anni)</w:t>
+        <w:t xml:space="preserve">HPC — Cluster </w:t>
+      </w:r>
+      <w:proofErr w:type="spellStart"/>
+      <w:r>
+        <w:rPr>
+          <w:rFonts w:ascii="Times New Roman" w:hAnsi="Times New Roman"/>
+          <w:b/>
+          <w:sz w:val="24"/>
+          <w:lang w:val="en-US"/>
+        </w:rPr>
+        <w:t>su</w:t>
+      </w:r>
+      <w:proofErr w:type="spellEnd"/>
+      <w:r>
+        <w:rPr>
+          <w:rFonts w:ascii="Times New Roman" w:hAnsi="Times New Roman"/>
+          <w:b/>
+          <w:sz w:val="24"/>
+          <w:lang w:val="en-US"/>
+        </w:rPr>
+        <w:t xml:space="preserve"> AWS (EC2 Savings Plans, 3 anni)</w:t>
       </w:r>
     </w:p>
     <w:tbl>
@@ -2080,7 +2876,23 @@
                 <w:rFonts w:ascii="Times New Roman" w:hAnsi="Times New Roman"/>
                 <w:sz w:val="20"/>
               </w:rPr>
-              <w:t>12 istanze, EC2 Savings Plans, ~11.000 $/mese, Irlanda</w:t>
+              <w:t xml:space="preserve">12 istanze, EC2 </w:t>
+            </w:r>
+            <w:proofErr w:type="spellStart"/>
+            <w:r>
+              <w:rPr>
+                <w:rFonts w:ascii="Times New Roman" w:hAnsi="Times New Roman"/>
+                <w:sz w:val="20"/>
+              </w:rPr>
+              <w:t>Savings</w:t>
+            </w:r>
+            <w:proofErr w:type="spellEnd"/>
+            <w:r>
+              <w:rPr>
+                <w:rFonts w:ascii="Times New Roman" w:hAnsi="Times New Roman"/>
+                <w:sz w:val="20"/>
+              </w:rPr>
+              <w:t xml:space="preserve"> Plans, ~11.000 $/mese, Irlanda</w:t>
             </w:r>
           </w:p>
         </w:tc>
@@ -2131,12 +2943,21 @@
             <w:pPr>
               <w:jc w:val="both"/>
             </w:pPr>
-            <w:r>
-              <w:rPr>
-                <w:rFonts w:ascii="Times New Roman" w:hAnsi="Times New Roman"/>
-                <w:sz w:val="20"/>
-              </w:rPr>
-              <w:t>FSx for Lustre</w:t>
+            <w:proofErr w:type="spellStart"/>
+            <w:r>
+              <w:rPr>
+                <w:rFonts w:ascii="Times New Roman" w:hAnsi="Times New Roman"/>
+                <w:sz w:val="20"/>
+              </w:rPr>
+              <w:t>FSx</w:t>
+            </w:r>
+            <w:proofErr w:type="spellEnd"/>
+            <w:r>
+              <w:rPr>
+                <w:rFonts w:ascii="Times New Roman" w:hAnsi="Times New Roman"/>
+                <w:sz w:val="20"/>
+              </w:rPr>
+              <w:t xml:space="preserve"> for Lustre</w:t>
             </w:r>
           </w:p>
         </w:tc>
@@ -2209,8 +3030,33 @@
                 <w:rFonts w:ascii="Times New Roman" w:hAnsi="Times New Roman"/>
                 <w:sz w:val="20"/>
               </w:rPr>
-              <w:t>Head node / scheduler</w:t>
-            </w:r>
+              <w:t xml:space="preserve">Head </w:t>
+            </w:r>
+            <w:proofErr w:type="spellStart"/>
+            <w:r>
+              <w:rPr>
+                <w:rFonts w:ascii="Times New Roman" w:hAnsi="Times New Roman"/>
+                <w:sz w:val="20"/>
+              </w:rPr>
+              <w:t>node</w:t>
+            </w:r>
+            <w:proofErr w:type="spellEnd"/>
+            <w:r>
+              <w:rPr>
+                <w:rFonts w:ascii="Times New Roman" w:hAnsi="Times New Roman"/>
+                <w:sz w:val="20"/>
+              </w:rPr>
+              <w:t xml:space="preserve"> / </w:t>
+            </w:r>
+            <w:proofErr w:type="spellStart"/>
+            <w:r>
+              <w:rPr>
+                <w:rFonts w:ascii="Times New Roman" w:hAnsi="Times New Roman"/>
+                <w:sz w:val="20"/>
+              </w:rPr>
+              <w:t>scheduler</w:t>
+            </w:r>
+            <w:proofErr w:type="spellEnd"/>
           </w:p>
         </w:tc>
         <w:tc>
@@ -2226,7 +3072,23 @@
                 <w:rFonts w:ascii="Times New Roman" w:hAnsi="Times New Roman"/>
                 <w:sz w:val="20"/>
               </w:rPr>
-              <w:t>c8gn.8xlarge, upfront 3 anni, sempre acceso</w:t>
+              <w:t xml:space="preserve">c8gn.8xlarge, </w:t>
+            </w:r>
+            <w:proofErr w:type="spellStart"/>
+            <w:r>
+              <w:rPr>
+                <w:rFonts w:ascii="Times New Roman" w:hAnsi="Times New Roman"/>
+                <w:sz w:val="20"/>
+              </w:rPr>
+              <w:t>upfront</w:t>
+            </w:r>
+            <w:proofErr w:type="spellEnd"/>
+            <w:r>
+              <w:rPr>
+                <w:rFonts w:ascii="Times New Roman" w:hAnsi="Times New Roman"/>
+                <w:sz w:val="20"/>
+              </w:rPr>
+              <w:t xml:space="preserve"> 3 anni, sempre acceso</w:t>
             </w:r>
           </w:p>
         </w:tc>
@@ -2307,7 +3169,67 @@
                 <w:sz w:val="20"/>
                 <w:lang w:val="en-US"/>
               </w:rPr>
-              <w:t>Con impegno EC2 Savings Plans (vs. 576.000 $ a on-demand)</w:t>
+              <w:t xml:space="preserve">Con </w:t>
+            </w:r>
+            <w:proofErr w:type="spellStart"/>
+            <w:r>
+              <w:rPr>
+                <w:rFonts w:ascii="Times New Roman" w:hAnsi="Times New Roman"/>
+                <w:b/>
+                <w:sz w:val="20"/>
+                <w:lang w:val="en-US"/>
+              </w:rPr>
+              <w:t>impegno</w:t>
+            </w:r>
+            <w:proofErr w:type="spellEnd"/>
+            <w:r>
+              <w:rPr>
+                <w:rFonts w:ascii="Times New Roman" w:hAnsi="Times New Roman"/>
+                <w:b/>
+                <w:sz w:val="20"/>
+                <w:lang w:val="en-US"/>
+              </w:rPr>
+              <w:t xml:space="preserve"> EC2 Savings Plans (vs. 576.000 $ </w:t>
+            </w:r>
+            <w:proofErr w:type="spellStart"/>
+            <w:r>
+              <w:rPr>
+                <w:rFonts w:ascii="Times New Roman" w:hAnsi="Times New Roman"/>
+                <w:b/>
+                <w:sz w:val="20"/>
+                <w:lang w:val="en-US"/>
+              </w:rPr>
+              <w:t>a</w:t>
+            </w:r>
+            <w:proofErr w:type="spellEnd"/>
+            <w:r>
+              <w:rPr>
+                <w:rFonts w:ascii="Times New Roman" w:hAnsi="Times New Roman"/>
+                <w:b/>
+                <w:sz w:val="20"/>
+                <w:lang w:val="en-US"/>
+              </w:rPr>
+              <w:t xml:space="preserve"> </w:t>
+            </w:r>
+            <w:proofErr w:type="gramStart"/>
+            <w:r>
+              <w:rPr>
+                <w:rFonts w:ascii="Times New Roman" w:hAnsi="Times New Roman"/>
+                <w:b/>
+                <w:sz w:val="20"/>
+                <w:lang w:val="en-US"/>
+              </w:rPr>
+              <w:t>on-demand</w:t>
+            </w:r>
+            <w:proofErr w:type="gramEnd"/>
+            <w:r>
+              <w:rPr>
+                <w:rFonts w:ascii="Times New Roman" w:hAnsi="Times New Roman"/>
+                <w:b/>
+                <w:sz w:val="20"/>
+                <w:lang w:val="en-US"/>
+              </w:rPr>
+              <w:t>)</w:t>
             </w:r>
           </w:p>
         </w:tc>
@@ -2361,7 +3283,43 @@
           <w:i/>
           <w:sz w:val="24"/>
         </w:rPr>
-        <w:t>Nota: il breakeven tra tariffa on-demand e Savings Plan si colloca al 70% di utilizzo del cluster; al di sotto di tale soglia la tariffa on-demand risulta più conveniente. La stima sopra assume l'adozione dei Savings Plans.</w:t>
+        <w:t xml:space="preserve">Nota: il breakeven tra tariffa on-demand e </w:t>
+      </w:r>
+      <w:proofErr w:type="spellStart"/>
+      <w:r>
+        <w:rPr>
+          <w:rFonts w:ascii="Times New Roman" w:hAnsi="Times New Roman"/>
+          <w:i/>
+          <w:sz w:val="24"/>
+        </w:rPr>
+        <w:t>Savings</w:t>
+      </w:r>
+      <w:proofErr w:type="spellEnd"/>
+      <w:r>
+        <w:rPr>
+          <w:rFonts w:ascii="Times New Roman" w:hAnsi="Times New Roman"/>
+          <w:i/>
+          <w:sz w:val="24"/>
+        </w:rPr>
+        <w:t xml:space="preserve"> Plan si colloca al 70% di utilizzo del cluster; al di sotto di tale soglia la tariffa on-demand risulta più conveniente. La stima sopra assume l'adozione dei </w:t>
+      </w:r>
+      <w:proofErr w:type="spellStart"/>
+      <w:r>
+        <w:rPr>
+          <w:rFonts w:ascii="Times New Roman" w:hAnsi="Times New Roman"/>
+          <w:i/>
+          <w:sz w:val="24"/>
+        </w:rPr>
+        <w:t>Savings</w:t>
+      </w:r>
+      <w:proofErr w:type="spellEnd"/>
+      <w:r>
+        <w:rPr>
+          <w:rFonts w:ascii="Times New Roman" w:hAnsi="Times New Roman"/>
+          <w:i/>
+          <w:sz w:val="24"/>
+        </w:rPr>
+        <w:t xml:space="preserve"> Plans.</w:t>
       </w:r>
     </w:p>
     <w:p>
@@ -2523,7 +3481,39 @@
                 <w:rFonts w:ascii="Times New Roman" w:hAnsi="Times New Roman"/>
                 <w:sz w:val="20"/>
               </w:rPr>
-              <w:t>m6i.4xlarge, 16 vCPU, 64 GB RAM, 2 istanze, upfront, Stoccolma</w:t>
+              <w:t xml:space="preserve">m6i.4xlarge, 16 </w:t>
+            </w:r>
+            <w:proofErr w:type="spellStart"/>
+            <w:r>
+              <w:rPr>
+                <w:rFonts w:ascii="Times New Roman" w:hAnsi="Times New Roman"/>
+                <w:sz w:val="20"/>
+              </w:rPr>
+              <w:t>vCPU</w:t>
+            </w:r>
+            <w:proofErr w:type="spellEnd"/>
+            <w:r>
+              <w:rPr>
+                <w:rFonts w:ascii="Times New Roman" w:hAnsi="Times New Roman"/>
+                <w:sz w:val="20"/>
+              </w:rPr>
+              <w:t xml:space="preserve">, 64 GB RAM, 2 istanze, </w:t>
+            </w:r>
+            <w:proofErr w:type="spellStart"/>
+            <w:r>
+              <w:rPr>
+                <w:rFonts w:ascii="Times New Roman" w:hAnsi="Times New Roman"/>
+                <w:sz w:val="20"/>
+              </w:rPr>
+              <w:t>upfront</w:t>
+            </w:r>
+            <w:proofErr w:type="spellEnd"/>
+            <w:r>
+              <w:rPr>
+                <w:rFonts w:ascii="Times New Roman" w:hAnsi="Times New Roman"/>
+                <w:sz w:val="20"/>
+              </w:rPr>
+              <w:t>, Stoccolma</w:t>
             </w:r>
           </w:p>
         </w:tc>
@@ -2601,14 +3591,34 @@
                 <w:lang w:val="en-US"/>
               </w:rPr>
             </w:pPr>
+            <w:proofErr w:type="gramStart"/>
             <w:r>
               <w:rPr>
                 <w:rFonts w:ascii="Times New Roman" w:hAnsi="Times New Roman"/>
                 <w:sz w:val="20"/>
                 <w:lang w:val="en-US"/>
               </w:rPr>
-              <w:t>db.r5.2xlarge, 8 vCPU, 64 GB RAM, storage gp3 1,2 TB, backup 2 TB, Stoccolma</w:t>
-            </w:r>
+              <w:t>db.r</w:t>
+            </w:r>
+            <w:proofErr w:type="gramEnd"/>
+            <w:r>
+              <w:rPr>
+                <w:rFonts w:ascii="Times New Roman" w:hAnsi="Times New Roman"/>
+                <w:sz w:val="20"/>
+                <w:lang w:val="en-US"/>
+              </w:rPr>
+              <w:t xml:space="preserve">5.2xlarge, 8 vCPU, 64 GB RAM, storage gp3 1,2 TB, backup 2 TB, </w:t>
+            </w:r>
+            <w:proofErr w:type="spellStart"/>
+            <w:r>
+              <w:rPr>
+                <w:rFonts w:ascii="Times New Roman" w:hAnsi="Times New Roman"/>
+                <w:sz w:val="20"/>
+                <w:lang w:val="en-US"/>
+              </w:rPr>
+              <w:t>Stoccolma</w:t>
+            </w:r>
+            <w:proofErr w:type="spellEnd"/>
           </w:p>
         </w:tc>
         <w:tc>
@@ -2740,7 +3750,25 @@
           <w:b/>
           <w:sz w:val="24"/>
         </w:rPr>
-        <w:t>System Integration — Licenze SaaS e infrastruttura di supporto (annuo e 3 anni)</w:t>
+        <w:t xml:space="preserve">System Integration — Licenze SaaS e infrastruttura di supporto (annuo e </w:t>
+      </w:r>
+      <w:proofErr w:type="gramStart"/>
+      <w:r>
+        <w:rPr>
+          <w:rFonts w:ascii="Times New Roman" w:hAnsi="Times New Roman"/>
+          <w:b/>
+          <w:sz w:val="24"/>
+        </w:rPr>
+        <w:t>3</w:t>
+      </w:r>
+      <w:proofErr w:type="gramEnd"/>
+      <w:r>
+        <w:rPr>
+          <w:rFonts w:ascii="Times New Roman" w:hAnsi="Times New Roman"/>
+          <w:b/>
+          <w:sz w:val="24"/>
+        </w:rPr>
+        <w:t xml:space="preserve"> anni)</w:t>
       </w:r>
     </w:p>
     <w:tbl>
@@ -2893,12 +3921,21 @@
             <w:pPr>
               <w:jc w:val="both"/>
             </w:pPr>
-            <w:r>
-              <w:rPr>
-                <w:rFonts w:ascii="Times New Roman" w:hAnsi="Times New Roman"/>
-                <w:sz w:val="20"/>
-              </w:rPr>
-              <w:t>Odoo Standard</w:t>
+            <w:proofErr w:type="spellStart"/>
+            <w:r>
+              <w:rPr>
+                <w:rFonts w:ascii="Times New Roman" w:hAnsi="Times New Roman"/>
+                <w:sz w:val="20"/>
+              </w:rPr>
+              <w:t>Odoo</w:t>
+            </w:r>
+            <w:proofErr w:type="spellEnd"/>
+            <w:r>
+              <w:rPr>
+                <w:rFonts w:ascii="Times New Roman" w:hAnsi="Times New Roman"/>
+                <w:sz w:val="20"/>
+              </w:rPr>
+              <w:t xml:space="preserve"> Standard</w:t>
             </w:r>
           </w:p>
         </w:tc>
@@ -2910,12 +3947,21 @@
             <w:pPr>
               <w:jc w:val="both"/>
             </w:pPr>
-            <w:r>
-              <w:rPr>
-                <w:rFonts w:ascii="Times New Roman" w:hAnsi="Times New Roman"/>
-                <w:sz w:val="20"/>
-              </w:rPr>
-              <w:t>10 dipendenti</w:t>
+            <w:proofErr w:type="gramStart"/>
+            <w:r>
+              <w:rPr>
+                <w:rFonts w:ascii="Times New Roman" w:hAnsi="Times New Roman"/>
+                <w:sz w:val="20"/>
+              </w:rPr>
+              <w:t>10</w:t>
+            </w:r>
+            <w:proofErr w:type="gramEnd"/>
+            <w:r>
+              <w:rPr>
+                <w:rFonts w:ascii="Times New Roman" w:hAnsi="Times New Roman"/>
+                <w:sz w:val="20"/>
+              </w:rPr>
+              <w:t xml:space="preserve"> dipendenti</w:t>
             </w:r>
           </w:p>
         </w:tc>
@@ -2949,12 +3995,21 @@
             <w:pPr>
               <w:jc w:val="both"/>
             </w:pPr>
-            <w:r>
-              <w:rPr>
-                <w:rFonts w:ascii="Times New Roman" w:hAnsi="Times New Roman"/>
-                <w:sz w:val="20"/>
-              </w:rPr>
-              <w:t>Bitbucket Standard</w:t>
+            <w:proofErr w:type="spellStart"/>
+            <w:r>
+              <w:rPr>
+                <w:rFonts w:ascii="Times New Roman" w:hAnsi="Times New Roman"/>
+                <w:sz w:val="20"/>
+              </w:rPr>
+              <w:t>Bitbucket</w:t>
+            </w:r>
+            <w:proofErr w:type="spellEnd"/>
+            <w:r>
+              <w:rPr>
+                <w:rFonts w:ascii="Times New Roman" w:hAnsi="Times New Roman"/>
+                <w:sz w:val="20"/>
+              </w:rPr>
+              <w:t xml:space="preserve"> Standard</w:t>
             </w:r>
           </w:p>
         </w:tc>
@@ -3005,6 +4060,7 @@
             <w:pPr>
               <w:jc w:val="both"/>
             </w:pPr>
+            <w:proofErr w:type="spellStart"/>
             <w:r>
               <w:rPr>
                 <w:rFonts w:ascii="Times New Roman" w:hAnsi="Times New Roman"/>
@@ -3012,6 +4068,7 @@
               </w:rPr>
               <w:t>MediaWiki</w:t>
             </w:r>
+            <w:proofErr w:type="spellEnd"/>
           </w:p>
         </w:tc>
         <w:tc>
@@ -3124,12 +4181,21 @@
             <w:pPr>
               <w:jc w:val="both"/>
             </w:pPr>
-            <w:r>
-              <w:rPr>
-                <w:rFonts w:ascii="Times New Roman" w:hAnsi="Times New Roman"/>
-                <w:sz w:val="20"/>
-              </w:rPr>
-              <w:t>Profis (compliance)</w:t>
+            <w:proofErr w:type="spellStart"/>
+            <w:r>
+              <w:rPr>
+                <w:rFonts w:ascii="Times New Roman" w:hAnsi="Times New Roman"/>
+                <w:sz w:val="20"/>
+              </w:rPr>
+              <w:t>Profis</w:t>
+            </w:r>
+            <w:proofErr w:type="spellEnd"/>
+            <w:r>
+              <w:rPr>
+                <w:rFonts w:ascii="Times New Roman" w:hAnsi="Times New Roman"/>
+                <w:sz w:val="20"/>
+              </w:rPr>
+              <w:t xml:space="preserve"> (compliance)</w:t>
             </w:r>
           </w:p>
         </w:tc>
@@ -3275,6 +4341,7 @@
       </w:tr>
       <w:tr>
         <w:trPr>
+          <w:trHeight w:val="90"/>
           <w:jc w:val="center"/>
         </w:trPr>
         <w:tc>
@@ -3451,7 +4518,23 @@
                 <w:rFonts w:ascii="Times New Roman" w:hAnsi="Times New Roman"/>
                 <w:sz w:val="20"/>
               </w:rPr>
-              <w:t>HPC (EC2 Savings Plans)</w:t>
+              <w:t xml:space="preserve">HPC (EC2 </w:t>
+            </w:r>
+            <w:proofErr w:type="spellStart"/>
+            <w:r>
+              <w:rPr>
+                <w:rFonts w:ascii="Times New Roman" w:hAnsi="Times New Roman"/>
+                <w:sz w:val="20"/>
+              </w:rPr>
+              <w:t>Savings</w:t>
+            </w:r>
+            <w:proofErr w:type="spellEnd"/>
+            <w:r>
+              <w:rPr>
+                <w:rFonts w:ascii="Times New Roman" w:hAnsi="Times New Roman"/>
+                <w:sz w:val="20"/>
+              </w:rPr>
+              <w:t xml:space="preserve"> Plans)</w:t>
             </w:r>
           </w:p>
         </w:tc>
